--- a/LAB6/Bai_5_Quanlyhosobenhan.docx
+++ b/LAB6/Bai_5_Quanlyhosobenhan.docx
@@ -7,6 +7,25 @@
         <w:spacing w:before="120" w:after="60"/>
         <w:jc w:val="center"/>
       </w:pPr>
+      <w:r>
+        <w:rPr>
+          <w:b/>
+          <w:bCs/>
+          <w:sz w:val="32"/>
+          <w:szCs w:val="32"/>
+        </w:rPr>
+        <w:t>LAB</w:t>
+      </w:r>
+      <w:r>
+        <w:rPr>
+          <w:b/>
+          <w:bCs/>
+          <w:sz w:val="32"/>
+          <w:szCs w:val="32"/>
+          <w:lang w:val="vi-VN"/>
+        </w:rPr>
+        <w:t xml:space="preserve"> 6 - </w:t>
+      </w:r>
       <w:r>
         <w:rPr>
           <w:b/>
@@ -34,65 +53,6 @@
     </w:p>
     <w:p>
       <w:pPr>
-        <w:spacing w:before="300" w:after="120" w:line="300" w:lineRule="auto"/>
-        <w:rPr>
-          <w:lang w:val="vi-VN"/>
-        </w:rPr>
-      </w:pPr>
-      <w:r>
-        <w:t xml:space="preserve">Họ và tên: </w:t>
-      </w:r>
-      <w:r>
-        <w:t>Lê</w:t>
-      </w:r>
-      <w:r>
-        <w:rPr>
-          <w:lang w:val="vi-VN"/>
-        </w:rPr>
-        <w:t xml:space="preserve"> Hoàng Phúc</w:t>
-      </w:r>
-      <w:r>
-        <w:t xml:space="preserve"> MSSV:</w:t>
-      </w:r>
-      <w:r>
-        <w:rPr>
-          <w:lang w:val="vi-VN"/>
-        </w:rPr>
-        <w:t xml:space="preserve"> 1250080145</w:t>
-      </w:r>
-    </w:p>
-    <w:p>
-      <w:pPr>
-        <w:spacing w:after="120" w:line="300" w:lineRule="auto"/>
-      </w:pPr>
-      <w:r>
-        <w:t xml:space="preserve">Lớp: </w:t>
-      </w:r>
-      <w:r>
-        <w:t>12</w:t>
-      </w:r>
-      <w:r>
-        <w:rPr>
-          <w:lang w:val="vi-VN"/>
-        </w:rPr>
-        <w:t>_ĐH_CNPM2</w:t>
-      </w:r>
-      <w:r>
-        <w:t xml:space="preserve"> </w:t>
-      </w:r>
-    </w:p>
-    <w:p>
-      <w:pPr>
-        <w:rPr>
-          <w:lang w:val="vi-VN"/>
-        </w:rPr>
-      </w:pPr>
-      <w:r>
-        <w:br w:type="page"/>
-      </w:r>
-    </w:p>
-    <w:p>
-      <w:pPr>
         <w:pStyle w:val="Heading1"/>
         <w:keepNext/>
         <w:rPr>
@@ -104,7 +64,6 @@
           <w:color w:val="000000"/>
           <w:lang w:val="vi-VN"/>
         </w:rPr>
-        <w:lastRenderedPageBreak/>
         <w:t>1. GIỚI THIỆU HỆ THỐNG</w:t>
       </w:r>
     </w:p>
@@ -1103,6 +1062,7 @@
                 <w:sz w:val="21"/>
                 <w:szCs w:val="21"/>
               </w:rPr>
+              <w:lastRenderedPageBreak/>
               <w:t>Phiếu khám bệnh</w:t>
             </w:r>
           </w:p>
@@ -1353,7 +1313,6 @@
                 <w:sz w:val="21"/>
                 <w:szCs w:val="21"/>
               </w:rPr>
-              <w:lastRenderedPageBreak/>
               <w:t>Thống kê</w:t>
             </w:r>
           </w:p>
@@ -1450,11 +1409,6 @@
         </w:tc>
       </w:tr>
     </w:tbl>
-    <w:p>
-      <w:pPr>
-        <w:spacing w:after="100"/>
-      </w:pPr>
-    </w:p>
     <w:p>
       <w:pPr>
         <w:keepNext/>
@@ -2150,11 +2104,6 @@
     </w:tbl>
     <w:p>
       <w:pPr>
-        <w:spacing w:after="100"/>
-      </w:pPr>
-    </w:p>
-    <w:p>
-      <w:pPr>
         <w:keepNext/>
         <w:spacing w:before="140" w:after="80"/>
       </w:pPr>
@@ -3075,6 +3024,7 @@
                 <w:sz w:val="21"/>
                 <w:szCs w:val="21"/>
               </w:rPr>
+              <w:lastRenderedPageBreak/>
               <w:t>BR13</w:t>
             </w:r>
           </w:p>
@@ -3193,7 +3143,6 @@
           <w:i/>
           <w:iCs/>
         </w:rPr>
-        <w:lastRenderedPageBreak/>
         <w:t>1.2.4. Các quyết định triển khai</w:t>
       </w:r>
     </w:p>
@@ -3936,6 +3885,9 @@
     <w:p>
       <w:pPr>
         <w:spacing w:after="100"/>
+        <w:rPr>
+          <w:lang w:val="vi-VN"/>
+        </w:rPr>
       </w:pPr>
     </w:p>
     <w:tbl>
@@ -4297,20 +4249,9 @@
       </w:tr>
     </w:tbl>
     <w:p>
-      <w:pPr>
-        <w:spacing w:after="100"/>
-      </w:pPr>
-    </w:p>
-    <w:p>
       <w:r>
         <w:br w:type="page"/>
       </w:r>
-    </w:p>
-    <w:p>
-      <w:pPr>
-        <w:pStyle w:val="Heading1"/>
-        <w:keepNext/>
-      </w:pPr>
       <w:r>
         <w:rPr>
           <w:color w:val="000000"/>
@@ -5162,7 +5103,6 @@
     <w:p>
       <w:pPr>
         <w:sectPr>
-          <w:footerReference w:type="default" r:id="rId7"/>
           <w:type w:val="continuous"/>
           <w:pgSz w:w="11906" w:h="16838" w:code="9"/>
           <w:pgMar w:top="1134" w:right="1134" w:bottom="1134" w:left="1134" w:header="708" w:footer="708" w:gutter="0"/>
@@ -5198,7 +5138,7 @@
                     <pic:cNvPicPr/>
                   </pic:nvPicPr>
                   <pic:blipFill>
-                    <a:blip r:embed="rId8">
+                    <a:blip r:embed="rId7">
                       <a:extLst>
                         <a:ext uri="{28A0092B-C50C-407E-A947-70E740481C1C}">
                           <a14:useLocalDpi xmlns:a14="http://schemas.microsoft.com/office/drawing/2010/main" val="0"/>
@@ -5244,7 +5184,7 @@
     <w:p>
       <w:pPr>
         <w:sectPr>
-          <w:footerReference w:type="default" r:id="rId9"/>
+          <w:footerReference w:type="default" r:id="rId8"/>
           <w:type w:val="continuous"/>
           <w:pgSz w:w="11906" w:h="16838" w:code="9"/>
           <w:pgMar w:top="1134" w:right="1134" w:bottom="1134" w:left="1134" w:header="708" w:footer="708" w:gutter="0"/>
@@ -5318,7 +5258,7 @@
                     <pic:cNvPicPr/>
                   </pic:nvPicPr>
                   <pic:blipFill>
-                    <a:blip r:embed="rId10">
+                    <a:blip r:embed="rId9">
                       <a:extLst>
                         <a:ext uri="{28A0092B-C50C-407E-A947-70E740481C1C}">
                           <a14:useLocalDpi xmlns:a14="http://schemas.microsoft.com/office/drawing/2010/main" val="0"/>
@@ -5931,7 +5871,7 @@
                     <pic:cNvPicPr/>
                   </pic:nvPicPr>
                   <pic:blipFill>
-                    <a:blip r:embed="rId11">
+                    <a:blip r:embed="rId10">
                       <a:extLst>
                         <a:ext uri="{28A0092B-C50C-407E-A947-70E740481C1C}">
                           <a14:useLocalDpi xmlns:a14="http://schemas.microsoft.com/office/drawing/2010/main" val="0"/>
@@ -6024,7 +5964,7 @@
                     <pic:cNvPicPr/>
                   </pic:nvPicPr>
                   <pic:blipFill>
-                    <a:blip r:embed="rId12">
+                    <a:blip r:embed="rId11">
                       <a:extLst>
                         <a:ext uri="{28A0092B-C50C-407E-A947-70E740481C1C}">
                           <a14:useLocalDpi xmlns:a14="http://schemas.microsoft.com/office/drawing/2010/main" val="0"/>
@@ -6109,7 +6049,7 @@
                     <pic:cNvPicPr/>
                   </pic:nvPicPr>
                   <pic:blipFill>
-                    <a:blip r:embed="rId13">
+                    <a:blip r:embed="rId12">
                       <a:extLst>
                         <a:ext uri="{28A0092B-C50C-407E-A947-70E740481C1C}">
                           <a14:useLocalDpi xmlns:a14="http://schemas.microsoft.com/office/drawing/2010/main" val="0"/>
@@ -6193,7 +6133,7 @@
                     <pic:cNvPicPr/>
                   </pic:nvPicPr>
                   <pic:blipFill>
-                    <a:blip r:embed="rId14">
+                    <a:blip r:embed="rId13">
                       <a:extLst>
                         <a:ext uri="{28A0092B-C50C-407E-A947-70E740481C1C}">
                           <a14:useLocalDpi xmlns:a14="http://schemas.microsoft.com/office/drawing/2010/main" val="0"/>
@@ -6278,7 +6218,7 @@
                     <pic:cNvPicPr/>
                   </pic:nvPicPr>
                   <pic:blipFill>
-                    <a:blip r:embed="rId15">
+                    <a:blip r:embed="rId14">
                       <a:extLst>
                         <a:ext uri="{28A0092B-C50C-407E-A947-70E740481C1C}">
                           <a14:useLocalDpi xmlns:a14="http://schemas.microsoft.com/office/drawing/2010/main" val="0"/>
@@ -12635,7 +12575,7 @@
     <w:p>
       <w:pPr>
         <w:sectPr>
-          <w:footerReference w:type="default" r:id="rId16"/>
+          <w:footerReference w:type="default" r:id="rId15"/>
           <w:type w:val="continuous"/>
           <w:pgSz w:w="11906" w:h="16838" w:code="9"/>
           <w:pgMar w:top="1134" w:right="1134" w:bottom="1134" w:left="1134" w:header="708" w:footer="708" w:gutter="0"/>
@@ -12671,7 +12611,7 @@
                     <pic:cNvPicPr/>
                   </pic:nvPicPr>
                   <pic:blipFill>
-                    <a:blip r:embed="rId17">
+                    <a:blip r:embed="rId16">
                       <a:extLst>
                         <a:ext uri="{28A0092B-C50C-407E-A947-70E740481C1C}">
                           <a14:useLocalDpi xmlns:a14="http://schemas.microsoft.com/office/drawing/2010/main" val="0"/>
@@ -12717,6 +12657,175 @@
     <w:p>
       <w:pPr>
         <w:sectPr>
+          <w:footerReference w:type="default" r:id="rId17"/>
+          <w:type w:val="continuous"/>
+          <w:pgSz w:w="11906" w:h="16838" w:code="9"/>
+          <w:pgMar w:top="1134" w:right="1134" w:bottom="1134" w:left="1134" w:header="708" w:footer="708" w:gutter="0"/>
+          <w:cols w:space="720"/>
+          <w:docGrid w:linePitch="360"/>
+        </w:sectPr>
+      </w:pPr>
+    </w:p>
+    <w:p>
+      <w:pPr>
+        <w:rPr>
+          <w:lang w:val="vi-VN"/>
+        </w:rPr>
+      </w:pPr>
+    </w:p>
+    <w:p>
+      <w:pPr>
+        <w:rPr>
+          <w:lang w:val="vi-VN"/>
+        </w:rPr>
+      </w:pPr>
+    </w:p>
+    <w:p>
+      <w:pPr>
+        <w:rPr>
+          <w:lang w:val="vi-VN"/>
+        </w:rPr>
+      </w:pPr>
+    </w:p>
+    <w:p>
+      <w:pPr>
+        <w:rPr>
+          <w:lang w:val="vi-VN"/>
+        </w:rPr>
+      </w:pPr>
+    </w:p>
+    <w:p>
+      <w:pPr>
+        <w:rPr>
+          <w:lang w:val="vi-VN"/>
+        </w:rPr>
+      </w:pPr>
+    </w:p>
+    <w:p>
+      <w:pPr>
+        <w:rPr>
+          <w:lang w:val="vi-VN"/>
+        </w:rPr>
+      </w:pPr>
+    </w:p>
+    <w:p>
+      <w:pPr>
+        <w:rPr>
+          <w:lang w:val="vi-VN"/>
+        </w:rPr>
+      </w:pPr>
+    </w:p>
+    <w:p>
+      <w:pPr>
+        <w:rPr>
+          <w:lang w:val="vi-VN"/>
+        </w:rPr>
+      </w:pPr>
+    </w:p>
+    <w:p>
+      <w:pPr>
+        <w:rPr>
+          <w:lang w:val="vi-VN"/>
+        </w:rPr>
+      </w:pPr>
+    </w:p>
+    <w:p>
+      <w:pPr>
+        <w:rPr>
+          <w:lang w:val="vi-VN"/>
+        </w:rPr>
+      </w:pPr>
+    </w:p>
+    <w:p>
+      <w:pPr>
+        <w:rPr>
+          <w:lang w:val="vi-VN"/>
+        </w:rPr>
+      </w:pPr>
+    </w:p>
+    <w:p>
+      <w:pPr>
+        <w:rPr>
+          <w:lang w:val="vi-VN"/>
+        </w:rPr>
+      </w:pPr>
+    </w:p>
+    <w:p>
+      <w:pPr>
+        <w:rPr>
+          <w:lang w:val="vi-VN"/>
+        </w:rPr>
+      </w:pPr>
+    </w:p>
+    <w:p>
+      <w:pPr>
+        <w:rPr>
+          <w:lang w:val="vi-VN"/>
+        </w:rPr>
+      </w:pPr>
+    </w:p>
+    <w:p>
+      <w:pPr>
+        <w:rPr>
+          <w:lang w:val="vi-VN"/>
+        </w:rPr>
+      </w:pPr>
+    </w:p>
+    <w:p>
+      <w:pPr>
+        <w:rPr>
+          <w:lang w:val="vi-VN"/>
+        </w:rPr>
+      </w:pPr>
+    </w:p>
+    <w:p>
+      <w:pPr>
+        <w:rPr>
+          <w:lang w:val="vi-VN"/>
+        </w:rPr>
+      </w:pPr>
+    </w:p>
+    <w:p>
+      <w:pPr>
+        <w:rPr>
+          <w:lang w:val="vi-VN"/>
+        </w:rPr>
+      </w:pPr>
+    </w:p>
+    <w:p>
+      <w:pPr>
+        <w:rPr>
+          <w:lang w:val="vi-VN"/>
+        </w:rPr>
+      </w:pPr>
+    </w:p>
+    <w:p>
+      <w:pPr>
+        <w:rPr>
+          <w:lang w:val="vi-VN"/>
+        </w:rPr>
+      </w:pPr>
+    </w:p>
+    <w:p>
+      <w:pPr>
+        <w:rPr>
+          <w:lang w:val="vi-VN"/>
+        </w:rPr>
+      </w:pPr>
+    </w:p>
+    <w:p>
+      <w:pPr>
+        <w:rPr>
+          <w:lang w:val="vi-VN"/>
+        </w:rPr>
+      </w:pPr>
+    </w:p>
+    <w:p>
+      <w:pPr>
+        <w:rPr>
+          <w:lang w:val="vi-VN"/>
+        </w:rPr>
+        <w:sectPr>
           <w:footerReference w:type="default" r:id="rId18"/>
           <w:type w:val="continuous"/>
           <w:pgSz w:w="11906" w:h="16838" w:code="9"/>
@@ -12728,263 +12837,14 @@
     </w:p>
     <w:p>
       <w:pPr>
-        <w:pStyle w:val="Heading2"/>
+        <w:pStyle w:val="Heading1"/>
         <w:keepNext/>
       </w:pPr>
       <w:r>
         <w:rPr>
           <w:color w:val="000000"/>
         </w:rPr>
-        <w:t>2.3. Biểu đồ trạng thái</w:t>
-      </w:r>
-    </w:p>
-    <w:p>
-      <w:pPr>
-        <w:spacing w:after="120" w:line="300" w:lineRule="auto"/>
-        <w:jc w:val="both"/>
-      </w:pPr>
-      <w:r>
-        <w:t>Các trạng thái dưới đây lấy từ các trạng thái cài đặt trong HoSoBenhAn, PhieuKham và LichHenKham. Biểu đồ chỉ sử dụng các chuyển trạng thái có thao tác tương ứng trong nghiệp vụ. (tham khảo)</w:t>
-      </w:r>
-    </w:p>
-    <w:p>
-      <w:pPr>
-        <w:sectPr>
-          <w:footerReference w:type="default" r:id="rId19"/>
-          <w:type w:val="continuous"/>
-          <w:pgSz w:w="11906" w:h="16838" w:code="9"/>
-          <w:pgMar w:top="1134" w:right="1134" w:bottom="1134" w:left="1134" w:header="708" w:footer="708" w:gutter="0"/>
-          <w:cols w:space="720"/>
-          <w:docGrid w:linePitch="360"/>
-        </w:sectPr>
-      </w:pPr>
-    </w:p>
-    <w:p>
-      <w:pPr>
-        <w:keepNext/>
-        <w:spacing w:before="60" w:after="60"/>
-        <w:jc w:val="center"/>
-      </w:pPr>
-      <w:r>
-        <w:rPr>
-          <w:noProof/>
-        </w:rPr>
-        <w:drawing>
-          <wp:inline distT="0" distB="0" distL="0" distR="0" wp14:anchorId="366E9D53" wp14:editId="68ABE803">
-            <wp:extent cx="6002676" cy="2158409"/>
-            <wp:effectExtent l="0" t="0" r="0" b="0"/>
-            <wp:docPr id="960849287" name="st_hoso" descr="Biểu đồ trạng thái lớp HoSoBenhAn" title="st_hoso"/>
-            <wp:cNvGraphicFramePr>
-              <a:graphicFrameLocks xmlns:a="http://schemas.openxmlformats.org/drawingml/2006/main" noChangeAspect="1"/>
-            </wp:cNvGraphicFramePr>
-            <a:graphic xmlns:a="http://schemas.openxmlformats.org/drawingml/2006/main">
-              <a:graphicData uri="http://schemas.openxmlformats.org/drawingml/2006/picture">
-                <pic:pic xmlns:pic="http://schemas.openxmlformats.org/drawingml/2006/picture">
-                  <pic:nvPicPr>
-                    <pic:cNvPr id="0" name=""/>
-                    <pic:cNvPicPr>
-                      <a:picLocks noChangeAspect="1" noChangeArrowheads="1"/>
-                    </pic:cNvPicPr>
-                  </pic:nvPicPr>
-                  <pic:blipFill>
-                    <a:blip r:embed="rId20"/>
-                    <a:srcRect/>
-                    <a:stretch>
-                      <a:fillRect/>
-                    </a:stretch>
-                  </pic:blipFill>
-                  <pic:spPr bwMode="auto">
-                    <a:xfrm>
-                      <a:off x="0" y="0"/>
-                      <a:ext cx="6010071" cy="2161068"/>
-                    </a:xfrm>
-                    <a:prstGeom prst="rect">
-                      <a:avLst/>
-                    </a:prstGeom>
-                  </pic:spPr>
-                </pic:pic>
-              </a:graphicData>
-            </a:graphic>
-          </wp:inline>
-        </w:drawing>
-      </w:r>
-    </w:p>
-    <w:p>
-      <w:pPr>
-        <w:spacing w:after="160"/>
-        <w:jc w:val="center"/>
-      </w:pPr>
-      <w:r>
-        <w:rPr>
-          <w:b/>
-          <w:bCs/>
-        </w:rPr>
-        <w:t xml:space="preserve">Hình P.9: </w:t>
-      </w:r>
-      <w:r>
-        <w:t>Biểu đồ trạng thái lớp HoSoBenhAn</w:t>
-      </w:r>
-    </w:p>
-    <w:p>
-      <w:pPr>
-        <w:keepNext/>
-        <w:spacing w:before="60" w:after="60"/>
-        <w:jc w:val="center"/>
-      </w:pPr>
-      <w:r>
-        <w:rPr>
-          <w:noProof/>
-        </w:rPr>
         <w:lastRenderedPageBreak/>
-        <w:drawing>
-          <wp:inline distT="0" distB="0" distL="0" distR="0" wp14:anchorId="706014CF" wp14:editId="6E2B6A66">
-            <wp:extent cx="6120130" cy="1282065"/>
-            <wp:effectExtent l="0" t="0" r="0" b="0"/>
-            <wp:docPr id="1285147436" name="Picture 1"/>
-            <wp:cNvGraphicFramePr>
-              <a:graphicFrameLocks xmlns:a="http://schemas.openxmlformats.org/drawingml/2006/main" noChangeAspect="1"/>
-            </wp:cNvGraphicFramePr>
-            <a:graphic xmlns:a="http://schemas.openxmlformats.org/drawingml/2006/main">
-              <a:graphicData uri="http://schemas.openxmlformats.org/drawingml/2006/picture">
-                <pic:pic xmlns:pic="http://schemas.openxmlformats.org/drawingml/2006/picture">
-                  <pic:nvPicPr>
-                    <pic:cNvPr id="1285147436" name="Picture 1285147436"/>
-                    <pic:cNvPicPr/>
-                  </pic:nvPicPr>
-                  <pic:blipFill>
-                    <a:blip r:embed="rId21">
-                      <a:extLst>
-                        <a:ext uri="{28A0092B-C50C-407E-A947-70E740481C1C}">
-                          <a14:useLocalDpi xmlns:a14="http://schemas.microsoft.com/office/drawing/2010/main" val="0"/>
-                        </a:ext>
-                      </a:extLst>
-                    </a:blip>
-                    <a:stretch>
-                      <a:fillRect/>
-                    </a:stretch>
-                  </pic:blipFill>
-                  <pic:spPr>
-                    <a:xfrm>
-                      <a:off x="0" y="0"/>
-                      <a:ext cx="6120130" cy="1282065"/>
-                    </a:xfrm>
-                    <a:prstGeom prst="rect">
-                      <a:avLst/>
-                    </a:prstGeom>
-                  </pic:spPr>
-                </pic:pic>
-              </a:graphicData>
-            </a:graphic>
-          </wp:inline>
-        </w:drawing>
-      </w:r>
-    </w:p>
-    <w:p>
-      <w:pPr>
-        <w:spacing w:after="160"/>
-        <w:jc w:val="center"/>
-      </w:pPr>
-      <w:r>
-        <w:rPr>
-          <w:b/>
-          <w:bCs/>
-        </w:rPr>
-        <w:t xml:space="preserve">Hình P.10: </w:t>
-      </w:r>
-      <w:r>
-        <w:t>Biểu đồ trạng thái lớp PhieuKham</w:t>
-      </w:r>
-    </w:p>
-    <w:p>
-      <w:pPr>
-        <w:keepNext/>
-        <w:spacing w:before="60" w:after="60"/>
-        <w:jc w:val="center"/>
-      </w:pPr>
-      <w:r>
-        <w:rPr>
-          <w:noProof/>
-        </w:rPr>
-        <w:drawing>
-          <wp:inline distT="0" distB="0" distL="0" distR="0" wp14:anchorId="2A20F84A" wp14:editId="357A343A">
-            <wp:extent cx="6120130" cy="2729865"/>
-            <wp:effectExtent l="0" t="0" r="0" b="0"/>
-            <wp:docPr id="1725095051" name="Picture 2"/>
-            <wp:cNvGraphicFramePr>
-              <a:graphicFrameLocks xmlns:a="http://schemas.openxmlformats.org/drawingml/2006/main" noChangeAspect="1"/>
-            </wp:cNvGraphicFramePr>
-            <a:graphic xmlns:a="http://schemas.openxmlformats.org/drawingml/2006/main">
-              <a:graphicData uri="http://schemas.openxmlformats.org/drawingml/2006/picture">
-                <pic:pic xmlns:pic="http://schemas.openxmlformats.org/drawingml/2006/picture">
-                  <pic:nvPicPr>
-                    <pic:cNvPr id="1725095051" name="Picture 1725095051"/>
-                    <pic:cNvPicPr/>
-                  </pic:nvPicPr>
-                  <pic:blipFill>
-                    <a:blip r:embed="rId22">
-                      <a:extLst>
-                        <a:ext uri="{28A0092B-C50C-407E-A947-70E740481C1C}">
-                          <a14:useLocalDpi xmlns:a14="http://schemas.microsoft.com/office/drawing/2010/main" val="0"/>
-                        </a:ext>
-                      </a:extLst>
-                    </a:blip>
-                    <a:stretch>
-                      <a:fillRect/>
-                    </a:stretch>
-                  </pic:blipFill>
-                  <pic:spPr>
-                    <a:xfrm>
-                      <a:off x="0" y="0"/>
-                      <a:ext cx="6120130" cy="2729865"/>
-                    </a:xfrm>
-                    <a:prstGeom prst="rect">
-                      <a:avLst/>
-                    </a:prstGeom>
-                  </pic:spPr>
-                </pic:pic>
-              </a:graphicData>
-            </a:graphic>
-          </wp:inline>
-        </w:drawing>
-      </w:r>
-    </w:p>
-    <w:p>
-      <w:pPr>
-        <w:spacing w:after="160"/>
-        <w:jc w:val="center"/>
-      </w:pPr>
-      <w:r>
-        <w:rPr>
-          <w:b/>
-          <w:bCs/>
-        </w:rPr>
-        <w:t xml:space="preserve">Hình P.11: </w:t>
-      </w:r>
-      <w:r>
-        <w:t>Biểu đồ trạng thái lớp LichHenKham</w:t>
-      </w:r>
-    </w:p>
-    <w:p>
-      <w:pPr>
-        <w:sectPr>
-          <w:footerReference w:type="default" r:id="rId23"/>
-          <w:type w:val="continuous"/>
-          <w:pgSz w:w="11906" w:h="16838" w:code="9"/>
-          <w:pgMar w:top="1134" w:right="1134" w:bottom="1134" w:left="1134" w:header="708" w:footer="708" w:gutter="0"/>
-          <w:cols w:space="720"/>
-          <w:docGrid w:linePitch="360"/>
-        </w:sectPr>
-      </w:pPr>
-    </w:p>
-    <w:p>
-      <w:pPr>
-        <w:pStyle w:val="Heading1"/>
-        <w:keepNext/>
-      </w:pPr>
-      <w:r>
-        <w:rPr>
-          <w:color w:val="000000"/>
-        </w:rPr>
         <w:t>3. PHA THIẾT KẾ</w:t>
       </w:r>
     </w:p>
@@ -13030,7 +12890,6 @@
           <w:i/>
           <w:iCs/>
         </w:rPr>
-        <w:lastRenderedPageBreak/>
         <w:t>a) Biểu đồ tuần tự cho chức năng Đăng ký - Cấp hồ sơ (tham khảo)</w:t>
       </w:r>
     </w:p>
@@ -13060,7 +12919,7 @@
                     <pic:cNvPicPr/>
                   </pic:nvPicPr>
                   <pic:blipFill>
-                    <a:blip r:embed="rId24">
+                    <a:blip r:embed="rId19">
                       <a:extLst>
                         <a:ext uri="{28A0092B-C50C-407E-A947-70E740481C1C}">
                           <a14:useLocalDpi xmlns:a14="http://schemas.microsoft.com/office/drawing/2010/main" val="0"/>
@@ -13115,6 +12974,7 @@
           <w:i/>
           <w:iCs/>
         </w:rPr>
+        <w:lastRenderedPageBreak/>
         <w:t>b) Biểu đồ tuần tự cho chức năng Gia hạn lệ phí (tham khảo)</w:t>
       </w:r>
     </w:p>
@@ -13144,7 +13004,7 @@
                     <pic:cNvPicPr/>
                   </pic:nvPicPr>
                   <pic:blipFill>
-                    <a:blip r:embed="rId25">
+                    <a:blip r:embed="rId20">
                       <a:extLst>
                         <a:ext uri="{28A0092B-C50C-407E-A947-70E740481C1C}">
                           <a14:useLocalDpi xmlns:a14="http://schemas.microsoft.com/office/drawing/2010/main" val="0"/>
@@ -13189,346 +13049,319 @@
     </w:p>
     <w:p>
       <w:pPr>
-        <w:keepNext/>
-        <w:spacing w:before="140" w:after="80"/>
-      </w:pPr>
-      <w:r>
         <w:rPr>
           <w:b/>
           <w:bCs/>
           <w:i/>
           <w:iCs/>
+          <w:lang w:val="vi-VN"/>
         </w:rPr>
-        <w:lastRenderedPageBreak/>
-        <w:t>c) Biểu đồ tuần tự cho chức năng Đặt lịch khám định kỳ (tham khảo)</w:t>
-      </w:r>
-    </w:p>
-    <w:p>
-      <w:pPr>
-        <w:keepNext/>
-        <w:spacing w:before="60" w:after="60"/>
-        <w:jc w:val="center"/>
-      </w:pPr>
-      <w:r>
-        <w:rPr>
-          <w:noProof/>
-        </w:rPr>
-        <w:drawing>
-          <wp:inline distT="0" distB="0" distL="0" distR="0" wp14:anchorId="754EC50C" wp14:editId="1A9D8447">
-            <wp:extent cx="6120130" cy="3716020"/>
-            <wp:effectExtent l="0" t="0" r="0" b="0"/>
-            <wp:docPr id="234668608" name="Picture 5"/>
-            <wp:cNvGraphicFramePr>
-              <a:graphicFrameLocks xmlns:a="http://schemas.openxmlformats.org/drawingml/2006/main" noChangeAspect="1"/>
-            </wp:cNvGraphicFramePr>
-            <a:graphic xmlns:a="http://schemas.openxmlformats.org/drawingml/2006/main">
-              <a:graphicData uri="http://schemas.openxmlformats.org/drawingml/2006/picture">
-                <pic:pic xmlns:pic="http://schemas.openxmlformats.org/drawingml/2006/picture">
-                  <pic:nvPicPr>
-                    <pic:cNvPr id="234668608" name="Picture 234668608"/>
-                    <pic:cNvPicPr/>
-                  </pic:nvPicPr>
-                  <pic:blipFill>
-                    <a:blip r:embed="rId26">
-                      <a:extLst>
-                        <a:ext uri="{28A0092B-C50C-407E-A947-70E740481C1C}">
-                          <a14:useLocalDpi xmlns:a14="http://schemas.microsoft.com/office/drawing/2010/main" val="0"/>
-                        </a:ext>
-                      </a:extLst>
-                    </a:blip>
-                    <a:stretch>
-                      <a:fillRect/>
-                    </a:stretch>
-                  </pic:blipFill>
-                  <pic:spPr>
-                    <a:xfrm>
-                      <a:off x="0" y="0"/>
-                      <a:ext cx="6120130" cy="3716020"/>
-                    </a:xfrm>
-                    <a:prstGeom prst="rect">
-                      <a:avLst/>
-                    </a:prstGeom>
-                  </pic:spPr>
-                </pic:pic>
-              </a:graphicData>
-            </a:graphic>
-          </wp:inline>
-        </w:drawing>
-      </w:r>
-    </w:p>
-    <w:p>
-      <w:pPr>
-        <w:spacing w:after="160"/>
-        <w:jc w:val="center"/>
-      </w:pPr>
-      <w:r>
-        <w:rPr>
-          <w:b/>
-          <w:bCs/>
-        </w:rPr>
-        <w:t xml:space="preserve">Hình P.14: </w:t>
-      </w:r>
-      <w:r>
-        <w:t>Biểu đồ tuần tự cho chức năng Đặt lịch khám định kỳ</w:t>
-      </w:r>
-    </w:p>
-    <w:p>
-      <w:pPr>
-        <w:keepNext/>
-        <w:spacing w:before="140" w:after="80"/>
-      </w:pPr>
-      <w:r>
+      </w:pPr>
+    </w:p>
+    <w:p>
+      <w:pPr>
         <w:rPr>
           <w:b/>
           <w:bCs/>
           <w:i/>
           <w:iCs/>
+          <w:lang w:val="vi-VN"/>
         </w:rPr>
-        <w:t>d) Biểu đồ tuần tự cho chức năng Ghi nhận phiếu khám (tham khảo)</w:t>
-      </w:r>
-    </w:p>
-    <w:p>
-      <w:pPr>
-        <w:keepNext/>
-        <w:spacing w:before="60" w:after="60"/>
-        <w:jc w:val="center"/>
-      </w:pPr>
-      <w:r>
-        <w:rPr>
-          <w:noProof/>
-        </w:rPr>
-        <w:drawing>
-          <wp:inline distT="0" distB="0" distL="0" distR="0" wp14:anchorId="09E3E67F" wp14:editId="2D0DD9BB">
-            <wp:extent cx="6120130" cy="4034790"/>
-            <wp:effectExtent l="0" t="0" r="0" b="3810"/>
-            <wp:docPr id="1294937379" name="Picture 6"/>
-            <wp:cNvGraphicFramePr>
-              <a:graphicFrameLocks xmlns:a="http://schemas.openxmlformats.org/drawingml/2006/main" noChangeAspect="1"/>
-            </wp:cNvGraphicFramePr>
-            <a:graphic xmlns:a="http://schemas.openxmlformats.org/drawingml/2006/main">
-              <a:graphicData uri="http://schemas.openxmlformats.org/drawingml/2006/picture">
-                <pic:pic xmlns:pic="http://schemas.openxmlformats.org/drawingml/2006/picture">
-                  <pic:nvPicPr>
-                    <pic:cNvPr id="1294937379" name="Picture 1294937379"/>
-                    <pic:cNvPicPr/>
-                  </pic:nvPicPr>
-                  <pic:blipFill>
-                    <a:blip r:embed="rId27" cstate="print">
-                      <a:extLst>
-                        <a:ext uri="{28A0092B-C50C-407E-A947-70E740481C1C}">
-                          <a14:useLocalDpi xmlns:a14="http://schemas.microsoft.com/office/drawing/2010/main" val="0"/>
-                        </a:ext>
-                      </a:extLst>
-                    </a:blip>
-                    <a:stretch>
-                      <a:fillRect/>
-                    </a:stretch>
-                  </pic:blipFill>
-                  <pic:spPr>
-                    <a:xfrm>
-                      <a:off x="0" y="0"/>
-                      <a:ext cx="6120130" cy="4034790"/>
-                    </a:xfrm>
-                    <a:prstGeom prst="rect">
-                      <a:avLst/>
-                    </a:prstGeom>
-                  </pic:spPr>
-                </pic:pic>
-              </a:graphicData>
-            </a:graphic>
-          </wp:inline>
-        </w:drawing>
-      </w:r>
-    </w:p>
-    <w:p>
-      <w:pPr>
-        <w:spacing w:after="160"/>
-        <w:jc w:val="center"/>
-      </w:pPr>
-      <w:r>
-        <w:rPr>
-          <w:b/>
-          <w:bCs/>
-        </w:rPr>
-        <w:t xml:space="preserve">Hình P.15: </w:t>
-      </w:r>
-      <w:r>
-        <w:t>Biểu đồ tuần tự cho chức năng Ghi nhận phiếu khám</w:t>
-      </w:r>
-    </w:p>
-    <w:p>
-      <w:pPr>
-        <w:keepNext/>
-        <w:spacing w:before="140" w:after="80"/>
-      </w:pPr>
-      <w:r>
+      </w:pPr>
+    </w:p>
+    <w:p>
+      <w:pPr>
         <w:rPr>
           <w:b/>
           <w:bCs/>
           <w:i/>
           <w:iCs/>
+          <w:lang w:val="vi-VN"/>
         </w:rPr>
-        <w:lastRenderedPageBreak/>
-        <w:t>e) Biểu đồ tuần tự cho chức năng Tra cứu hồ sơ - lịch sử bệnh án (tham khảo)</w:t>
-      </w:r>
-    </w:p>
-    <w:p>
-      <w:pPr>
-        <w:keepNext/>
-        <w:spacing w:before="60" w:after="60"/>
-        <w:jc w:val="center"/>
-      </w:pPr>
-      <w:r>
-        <w:rPr>
-          <w:noProof/>
-        </w:rPr>
-        <w:drawing>
-          <wp:inline distT="0" distB="0" distL="0" distR="0" wp14:anchorId="3221A37A" wp14:editId="528B8D83">
-            <wp:extent cx="6120130" cy="3978275"/>
-            <wp:effectExtent l="0" t="0" r="0" b="3175"/>
-            <wp:docPr id="2008556072" name="Picture 7"/>
-            <wp:cNvGraphicFramePr>
-              <a:graphicFrameLocks xmlns:a="http://schemas.openxmlformats.org/drawingml/2006/main" noChangeAspect="1"/>
-            </wp:cNvGraphicFramePr>
-            <a:graphic xmlns:a="http://schemas.openxmlformats.org/drawingml/2006/main">
-              <a:graphicData uri="http://schemas.openxmlformats.org/drawingml/2006/picture">
-                <pic:pic xmlns:pic="http://schemas.openxmlformats.org/drawingml/2006/picture">
-                  <pic:nvPicPr>
-                    <pic:cNvPr id="2008556072" name="Picture 2008556072"/>
-                    <pic:cNvPicPr/>
-                  </pic:nvPicPr>
-                  <pic:blipFill>
-                    <a:blip r:embed="rId28">
-                      <a:extLst>
-                        <a:ext uri="{28A0092B-C50C-407E-A947-70E740481C1C}">
-                          <a14:useLocalDpi xmlns:a14="http://schemas.microsoft.com/office/drawing/2010/main" val="0"/>
-                        </a:ext>
-                      </a:extLst>
-                    </a:blip>
-                    <a:stretch>
-                      <a:fillRect/>
-                    </a:stretch>
-                  </pic:blipFill>
-                  <pic:spPr>
-                    <a:xfrm>
-                      <a:off x="0" y="0"/>
-                      <a:ext cx="6120130" cy="3978275"/>
-                    </a:xfrm>
-                    <a:prstGeom prst="rect">
-                      <a:avLst/>
-                    </a:prstGeom>
-                  </pic:spPr>
-                </pic:pic>
-              </a:graphicData>
-            </a:graphic>
-          </wp:inline>
-        </w:drawing>
-      </w:r>
-    </w:p>
-    <w:p>
-      <w:pPr>
-        <w:spacing w:after="160"/>
-        <w:jc w:val="center"/>
-      </w:pPr>
-      <w:r>
-        <w:rPr>
-          <w:b/>
-          <w:bCs/>
-        </w:rPr>
-        <w:t xml:space="preserve">Hình P.16: </w:t>
-      </w:r>
-      <w:r>
-        <w:t>Biểu đồ tuần tự cho chức năng Tra cứu hồ sơ bệnh án</w:t>
-      </w:r>
-    </w:p>
-    <w:p>
-      <w:pPr>
-        <w:keepNext/>
-        <w:spacing w:before="140" w:after="80"/>
-      </w:pPr>
-      <w:r>
+      </w:pPr>
+    </w:p>
+    <w:p>
+      <w:pPr>
         <w:rPr>
           <w:b/>
           <w:bCs/>
           <w:i/>
           <w:iCs/>
+          <w:lang w:val="vi-VN"/>
         </w:rPr>
-        <w:t>f) Biểu đồ tuần tự cho chức năng Thống kê (tham khảo)</w:t>
-      </w:r>
-    </w:p>
-    <w:p>
-      <w:pPr>
-        <w:keepNext/>
-        <w:spacing w:before="60" w:after="60"/>
-        <w:jc w:val="center"/>
-      </w:pPr>
-      <w:r>
-        <w:rPr>
-          <w:noProof/>
-        </w:rPr>
-        <w:drawing>
-          <wp:inline distT="0" distB="0" distL="0" distR="0" wp14:anchorId="02619562" wp14:editId="6EB8BE88">
-            <wp:extent cx="6120130" cy="3658870"/>
-            <wp:effectExtent l="0" t="0" r="0" b="0"/>
-            <wp:docPr id="52814938" name="Picture 8"/>
-            <wp:cNvGraphicFramePr>
-              <a:graphicFrameLocks xmlns:a="http://schemas.openxmlformats.org/drawingml/2006/main" noChangeAspect="1"/>
-            </wp:cNvGraphicFramePr>
-            <a:graphic xmlns:a="http://schemas.openxmlformats.org/drawingml/2006/main">
-              <a:graphicData uri="http://schemas.openxmlformats.org/drawingml/2006/picture">
-                <pic:pic xmlns:pic="http://schemas.openxmlformats.org/drawingml/2006/picture">
-                  <pic:nvPicPr>
-                    <pic:cNvPr id="52814938" name="Picture 52814938"/>
-                    <pic:cNvPicPr/>
-                  </pic:nvPicPr>
-                  <pic:blipFill>
-                    <a:blip r:embed="rId29">
-                      <a:extLst>
-                        <a:ext uri="{28A0092B-C50C-407E-A947-70E740481C1C}">
-                          <a14:useLocalDpi xmlns:a14="http://schemas.microsoft.com/office/drawing/2010/main" val="0"/>
-                        </a:ext>
-                      </a:extLst>
-                    </a:blip>
-                    <a:stretch>
-                      <a:fillRect/>
-                    </a:stretch>
-                  </pic:blipFill>
-                  <pic:spPr>
-                    <a:xfrm>
-                      <a:off x="0" y="0"/>
-                      <a:ext cx="6120130" cy="3658870"/>
-                    </a:xfrm>
-                    <a:prstGeom prst="rect">
-                      <a:avLst/>
-                    </a:prstGeom>
-                  </pic:spPr>
-                </pic:pic>
-              </a:graphicData>
-            </a:graphic>
-          </wp:inline>
-        </w:drawing>
-      </w:r>
-    </w:p>
-    <w:p>
-      <w:pPr>
-        <w:spacing w:after="160"/>
-        <w:jc w:val="center"/>
-      </w:pPr>
-      <w:r>
+      </w:pPr>
+    </w:p>
+    <w:p>
+      <w:pPr>
         <w:rPr>
           <w:b/>
           <w:bCs/>
+          <w:i/>
+          <w:iCs/>
+          <w:lang w:val="vi-VN"/>
         </w:rPr>
-        <w:t xml:space="preserve">Hình P.17: </w:t>
-      </w:r>
-      <w:r>
-        <w:t>Biểu đồ tuần tự cho chức năng Thống kê</w:t>
-      </w:r>
-    </w:p>
-    <w:p>
-      <w:pPr>
+      </w:pPr>
+    </w:p>
+    <w:p>
+      <w:pPr>
+        <w:rPr>
+          <w:b/>
+          <w:bCs/>
+          <w:i/>
+          <w:iCs/>
+          <w:lang w:val="vi-VN"/>
+        </w:rPr>
+      </w:pPr>
+    </w:p>
+    <w:p>
+      <w:pPr>
+        <w:rPr>
+          <w:b/>
+          <w:bCs/>
+          <w:i/>
+          <w:iCs/>
+          <w:lang w:val="vi-VN"/>
+        </w:rPr>
+      </w:pPr>
+    </w:p>
+    <w:p>
+      <w:pPr>
+        <w:rPr>
+          <w:b/>
+          <w:bCs/>
+          <w:i/>
+          <w:iCs/>
+          <w:lang w:val="vi-VN"/>
+        </w:rPr>
+      </w:pPr>
+    </w:p>
+    <w:p>
+      <w:pPr>
+        <w:rPr>
+          <w:b/>
+          <w:bCs/>
+          <w:i/>
+          <w:iCs/>
+          <w:lang w:val="vi-VN"/>
+        </w:rPr>
+      </w:pPr>
+    </w:p>
+    <w:p>
+      <w:pPr>
+        <w:rPr>
+          <w:b/>
+          <w:bCs/>
+          <w:i/>
+          <w:iCs/>
+          <w:lang w:val="vi-VN"/>
+        </w:rPr>
+      </w:pPr>
+    </w:p>
+    <w:p>
+      <w:pPr>
+        <w:rPr>
+          <w:b/>
+          <w:bCs/>
+          <w:i/>
+          <w:iCs/>
+          <w:lang w:val="vi-VN"/>
+        </w:rPr>
+      </w:pPr>
+    </w:p>
+    <w:p>
+      <w:pPr>
+        <w:rPr>
+          <w:b/>
+          <w:bCs/>
+          <w:i/>
+          <w:iCs/>
+          <w:lang w:val="vi-VN"/>
+        </w:rPr>
+      </w:pPr>
+    </w:p>
+    <w:p>
+      <w:pPr>
+        <w:rPr>
+          <w:b/>
+          <w:bCs/>
+          <w:i/>
+          <w:iCs/>
+          <w:lang w:val="vi-VN"/>
+        </w:rPr>
+      </w:pPr>
+    </w:p>
+    <w:p>
+      <w:pPr>
+        <w:rPr>
+          <w:b/>
+          <w:bCs/>
+          <w:i/>
+          <w:iCs/>
+          <w:lang w:val="vi-VN"/>
+        </w:rPr>
+      </w:pPr>
+    </w:p>
+    <w:p>
+      <w:pPr>
+        <w:rPr>
+          <w:b/>
+          <w:bCs/>
+          <w:i/>
+          <w:iCs/>
+          <w:lang w:val="vi-VN"/>
+        </w:rPr>
+      </w:pPr>
+    </w:p>
+    <w:p>
+      <w:pPr>
+        <w:rPr>
+          <w:b/>
+          <w:bCs/>
+          <w:i/>
+          <w:iCs/>
+          <w:lang w:val="vi-VN"/>
+        </w:rPr>
+      </w:pPr>
+    </w:p>
+    <w:p>
+      <w:pPr>
+        <w:rPr>
+          <w:b/>
+          <w:bCs/>
+          <w:i/>
+          <w:iCs/>
+          <w:lang w:val="vi-VN"/>
+        </w:rPr>
+      </w:pPr>
+    </w:p>
+    <w:p>
+      <w:pPr>
+        <w:rPr>
+          <w:b/>
+          <w:bCs/>
+          <w:i/>
+          <w:iCs/>
+          <w:lang w:val="vi-VN"/>
+        </w:rPr>
+      </w:pPr>
+    </w:p>
+    <w:p>
+      <w:pPr>
+        <w:rPr>
+          <w:b/>
+          <w:bCs/>
+          <w:i/>
+          <w:iCs/>
+          <w:lang w:val="vi-VN"/>
+        </w:rPr>
+      </w:pPr>
+    </w:p>
+    <w:p>
+      <w:pPr>
+        <w:rPr>
+          <w:b/>
+          <w:bCs/>
+          <w:i/>
+          <w:iCs/>
+          <w:lang w:val="vi-VN"/>
+        </w:rPr>
+      </w:pPr>
+    </w:p>
+    <w:p>
+      <w:pPr>
+        <w:rPr>
+          <w:b/>
+          <w:bCs/>
+          <w:i/>
+          <w:iCs/>
+          <w:lang w:val="vi-VN"/>
+        </w:rPr>
+      </w:pPr>
+    </w:p>
+    <w:p>
+      <w:pPr>
+        <w:rPr>
+          <w:b/>
+          <w:bCs/>
+          <w:i/>
+          <w:iCs/>
+          <w:lang w:val="vi-VN"/>
+        </w:rPr>
+      </w:pPr>
+    </w:p>
+    <w:p>
+      <w:pPr>
+        <w:rPr>
+          <w:b/>
+          <w:bCs/>
+          <w:i/>
+          <w:iCs/>
+          <w:lang w:val="vi-VN"/>
+        </w:rPr>
+      </w:pPr>
+    </w:p>
+    <w:p>
+      <w:pPr>
+        <w:rPr>
+          <w:b/>
+          <w:bCs/>
+          <w:i/>
+          <w:iCs/>
+          <w:lang w:val="vi-VN"/>
+        </w:rPr>
+      </w:pPr>
+    </w:p>
+    <w:p>
+      <w:pPr>
+        <w:rPr>
+          <w:b/>
+          <w:bCs/>
+          <w:i/>
+          <w:iCs/>
+          <w:lang w:val="vi-VN"/>
+        </w:rPr>
+      </w:pPr>
+    </w:p>
+    <w:p>
+      <w:pPr>
+        <w:rPr>
+          <w:b/>
+          <w:bCs/>
+          <w:i/>
+          <w:iCs/>
+          <w:lang w:val="vi-VN"/>
+        </w:rPr>
+      </w:pPr>
+    </w:p>
+    <w:p>
+      <w:pPr>
+        <w:rPr>
+          <w:b/>
+          <w:bCs/>
+          <w:i/>
+          <w:iCs/>
+          <w:lang w:val="vi-VN"/>
+        </w:rPr>
+      </w:pPr>
+    </w:p>
+    <w:p>
+      <w:pPr>
+        <w:rPr>
+          <w:b/>
+          <w:bCs/>
+          <w:i/>
+          <w:iCs/>
+          <w:lang w:val="vi-VN"/>
+        </w:rPr>
+      </w:pPr>
+    </w:p>
+    <w:p>
+      <w:pPr>
+        <w:rPr>
+          <w:lang w:val="vi-VN"/>
+        </w:rPr>
         <w:sectPr>
-          <w:footerReference w:type="default" r:id="rId30"/>
+          <w:footerReference w:type="default" r:id="rId21"/>
           <w:type w:val="continuous"/>
           <w:pgSz w:w="11906" w:h="16838" w:code="9"/>
           <w:pgMar w:top="1134" w:right="1134" w:bottom="1134" w:left="1134" w:header="708" w:footer="708" w:gutter="0"/>
@@ -13585,7 +13418,7 @@
                     <pic:cNvPicPr/>
                   </pic:nvPicPr>
                   <pic:blipFill>
-                    <a:blip r:embed="rId31" cstate="print">
+                    <a:blip r:embed="rId22" cstate="print">
                       <a:extLst>
                         <a:ext uri="{28A0092B-C50C-407E-A947-70E740481C1C}">
                           <a14:useLocalDpi xmlns:a14="http://schemas.microsoft.com/office/drawing/2010/main" val="0"/>
@@ -13631,7 +13464,7 @@
     <w:p>
       <w:pPr>
         <w:sectPr>
-          <w:footerReference w:type="default" r:id="rId32"/>
+          <w:footerReference w:type="default" r:id="rId23"/>
           <w:type w:val="continuous"/>
           <w:pgSz w:w="11906" w:h="16838" w:code="9"/>
           <w:pgMar w:top="1134" w:right="1134" w:bottom="1134" w:left="1134" w:header="708" w:footer="708" w:gutter="0"/>
@@ -13688,7 +13521,7 @@
                     <pic:cNvPicPr/>
                   </pic:nvPicPr>
                   <pic:blipFill>
-                    <a:blip r:embed="rId33">
+                    <a:blip r:embed="rId24">
                       <a:extLst>
                         <a:ext uri="{28A0092B-C50C-407E-A947-70E740481C1C}">
                           <a14:useLocalDpi xmlns:a14="http://schemas.microsoft.com/office/drawing/2010/main" val="0"/>
@@ -13767,7 +13600,7 @@
                     <pic:cNvPicPr/>
                   </pic:nvPicPr>
                   <pic:blipFill>
-                    <a:blip r:embed="rId34">
+                    <a:blip r:embed="rId25">
                       <a:extLst>
                         <a:ext uri="{28A0092B-C50C-407E-A947-70E740481C1C}">
                           <a14:useLocalDpi xmlns:a14="http://schemas.microsoft.com/office/drawing/2010/main" val="0"/>
@@ -13836,7 +13669,7 @@
           <w:lang w:val="vi-VN"/>
         </w:rPr>
         <w:sectPr>
-          <w:footerReference w:type="default" r:id="rId35"/>
+          <w:footerReference w:type="default" r:id="rId26"/>
           <w:type w:val="continuous"/>
           <w:pgSz w:w="11906" w:h="16838" w:code="9"/>
           <w:pgMar w:top="1134" w:right="1134" w:bottom="1134" w:left="1134" w:header="708" w:footer="708" w:gutter="0"/>
@@ -13877,7 +13710,7 @@
                     <pic:cNvPicPr/>
                   </pic:nvPicPr>
                   <pic:blipFill>
-                    <a:blip r:embed="rId36" cstate="print">
+                    <a:blip r:embed="rId27" cstate="print">
                       <a:extLst>
                         <a:ext uri="{28A0092B-C50C-407E-A947-70E740481C1C}">
                           <a14:useLocalDpi xmlns:a14="http://schemas.microsoft.com/office/drawing/2010/main" val="0"/>
@@ -13923,7 +13756,7 @@
     <w:p>
       <w:pPr>
         <w:sectPr>
-          <w:footerReference w:type="default" r:id="rId37"/>
+          <w:footerReference w:type="default" r:id="rId28"/>
           <w:type w:val="continuous"/>
           <w:pgSz w:w="11906" w:h="16838" w:code="9"/>
           <w:pgMar w:top="1134" w:right="1134" w:bottom="1134" w:left="1134" w:header="708" w:footer="708" w:gutter="0"/>
@@ -13982,6 +13815,9 @@
         <w:jc w:val="center"/>
       </w:pPr>
       <w:r>
+        <w:rPr>
+          <w:noProof/>
+        </w:rPr>
         <w:drawing>
           <wp:inline distT="0" distB="0" distL="0" distR="0" wp14:anchorId="411EBE20" wp14:editId="0610ED61">
             <wp:extent cx="3403158" cy="3807654"/>
@@ -13998,7 +13834,7 @@
                     <pic:cNvPicPr/>
                   </pic:nvPicPr>
                   <pic:blipFill>
-                    <a:blip r:embed="rId38"/>
+                    <a:blip r:embed="rId29"/>
                     <a:stretch>
                       <a:fillRect/>
                     </a:stretch>
@@ -14059,6 +13895,9 @@
         <w:jc w:val="center"/>
       </w:pPr>
       <w:r>
+        <w:rPr>
+          <w:noProof/>
+        </w:rPr>
         <w:drawing>
           <wp:inline distT="0" distB="0" distL="0" distR="0" wp14:anchorId="19FC5B38" wp14:editId="20A353F0">
             <wp:extent cx="4572000" cy="3481418"/>
@@ -14075,7 +13914,7 @@
                     <pic:cNvPicPr/>
                   </pic:nvPicPr>
                   <pic:blipFill>
-                    <a:blip r:embed="rId39"/>
+                    <a:blip r:embed="rId30"/>
                     <a:stretch>
                       <a:fillRect/>
                     </a:stretch>
@@ -14137,6 +13976,9 @@
         <w:jc w:val="center"/>
       </w:pPr>
       <w:r>
+        <w:rPr>
+          <w:noProof/>
+        </w:rPr>
         <w:drawing>
           <wp:inline distT="0" distB="0" distL="0" distR="0" wp14:anchorId="007CE2C9" wp14:editId="21074355">
             <wp:extent cx="4850295" cy="3675213"/>
@@ -14153,7 +13995,7 @@
                     <pic:cNvPicPr/>
                   </pic:nvPicPr>
                   <pic:blipFill>
-                    <a:blip r:embed="rId40"/>
+                    <a:blip r:embed="rId31"/>
                     <a:stretch>
                       <a:fillRect/>
                     </a:stretch>
@@ -14214,6 +14056,9 @@
         <w:jc w:val="center"/>
       </w:pPr>
       <w:r>
+        <w:rPr>
+          <w:noProof/>
+        </w:rPr>
         <w:drawing>
           <wp:inline distT="0" distB="0" distL="0" distR="0" wp14:anchorId="00E58872" wp14:editId="3DC63A8E">
             <wp:extent cx="5168348" cy="3818614"/>
@@ -14230,7 +14075,7 @@
                     <pic:cNvPicPr/>
                   </pic:nvPicPr>
                   <pic:blipFill>
-                    <a:blip r:embed="rId41"/>
+                    <a:blip r:embed="rId32"/>
                     <a:stretch>
                       <a:fillRect/>
                     </a:stretch>
@@ -14292,6 +14137,9 @@
         <w:jc w:val="center"/>
       </w:pPr>
       <w:r>
+        <w:rPr>
+          <w:noProof/>
+        </w:rPr>
         <w:drawing>
           <wp:inline distT="0" distB="0" distL="0" distR="0" wp14:anchorId="7DE63BFB" wp14:editId="0A79FE89">
             <wp:extent cx="4775813" cy="3768918"/>
@@ -14308,7 +14156,7 @@
                     <pic:cNvPicPr/>
                   </pic:nvPicPr>
                   <pic:blipFill>
-                    <a:blip r:embed="rId42"/>
+                    <a:blip r:embed="rId33"/>
                     <a:stretch>
                       <a:fillRect/>
                     </a:stretch>
@@ -14369,6 +14217,9 @@
         <w:jc w:val="center"/>
       </w:pPr>
       <w:r>
+        <w:rPr>
+          <w:noProof/>
+        </w:rPr>
         <w:drawing>
           <wp:inline distT="0" distB="0" distL="0" distR="0" wp14:anchorId="3EFE4275" wp14:editId="29FBA876">
             <wp:extent cx="4856200" cy="3808675"/>
@@ -14385,7 +14236,7 @@
                     <pic:cNvPicPr/>
                   </pic:nvPicPr>
                   <pic:blipFill>
-                    <a:blip r:embed="rId43"/>
+                    <a:blip r:embed="rId34"/>
                     <a:stretch>
                       <a:fillRect/>
                     </a:stretch>
@@ -14454,6 +14305,7 @@
         <w:rPr>
           <w:b/>
           <w:bCs/>
+          <w:noProof/>
         </w:rPr>
         <w:drawing>
           <wp:inline distT="0" distB="0" distL="0" distR="0" wp14:anchorId="25209012" wp14:editId="1854D406">
@@ -14471,7 +14323,7 @@
                     <pic:cNvPicPr/>
                   </pic:nvPicPr>
                   <pic:blipFill>
-                    <a:blip r:embed="rId44"/>
+                    <a:blip r:embed="rId35"/>
                     <a:stretch>
                       <a:fillRect/>
                     </a:stretch>
@@ -14513,7 +14365,7 @@
       </w:pPr>
     </w:p>
     <w:sectPr>
-      <w:footerReference w:type="default" r:id="rId45"/>
+      <w:footerReference w:type="default" r:id="rId36"/>
       <w:type w:val="continuous"/>
       <w:pgSz w:w="11906" w:h="16838" w:code="9"/>
       <w:pgMar w:top="1134" w:right="1134" w:bottom="1134" w:left="1134" w:header="708" w:footer="708" w:gutter="0"/>
@@ -14544,6 +14396,56 @@
 </file>
 
 <file path=word/footer1.xml><?xml version="1.0" encoding="utf-8"?>
+<w:ftr xmlns:wpc="http://schemas.microsoft.com/office/word/2010/wordprocessingCanvas" xmlns:cx="http://schemas.microsoft.com/office/drawing/2014/chartex" xmlns:cx1="http://schemas.microsoft.com/office/drawing/2015/9/8/chartex" xmlns:cx2="http://schemas.microsoft.com/office/drawing/2015/10/21/chartex" xmlns:cx3="http://schemas.microsoft.com/office/drawing/2016/5/9/chartex" xmlns:cx4="http://schemas.microsoft.com/office/drawing/2016/5/10/chartex" xmlns:cx5="http://schemas.microsoft.com/office/drawing/2016/5/11/chartex" xmlns:cx6="http://schemas.microsoft.com/office/drawing/2016/5/12/chartex" xmlns:cx7="http://schemas.microsoft.com/office/drawing/2016/5/13/chartex" xmlns:cx8="http://schemas.microsoft.com/office/drawing/2016/5/14/chartex" xmlns:mc="http://schemas.openxmlformats.org/markup-compatibility/2006" xmlns:aink="http://schemas.microsoft.com/office/drawing/2016/ink" xmlns:am3d="http://schemas.microsoft.com/office/drawing/2017/model3d" xmlns:o="urn:schemas-microsoft-com:office:office" xmlns:oel="http://schemas.microsoft.com/office/2019/extlst" xmlns:r="http://schemas.openxmlformats.org/officeDocument/2006/relationships" xmlns:m="http://schemas.openxmlformats.org/officeDocument/2006/math" xmlns:v="urn:schemas-microsoft-com:vml" xmlns:wp14="http://schemas.microsoft.com/office/word/2010/wordprocessingDrawing" xmlns:wp="http://schemas.openxmlformats.org/drawingml/2006/wordprocessingDrawing" xmlns:w10="urn:schemas-microsoft-com:office:word" xmlns:w="http://schemas.openxmlformats.org/wordprocessingml/2006/main" xmlns:w14="http://schemas.microsoft.com/office/word/2010/wordml" xmlns:w15="http://schemas.microsoft.com/office/word/2012/wordml" xmlns:w16cex="http://schemas.microsoft.com/office/word/2018/wordml/cex" xmlns:w16cid="http://schemas.microsoft.com/office/word/2016/wordml/cid" xmlns:w16="http://schemas.microsoft.com/office/word/2018/wordml" xmlns:w16du="http://schemas.microsoft.com/office/word/2023/wordml/word16du" xmlns:w16sdtdh="http://schemas.microsoft.com/office/word/2020/wordml/sdtdatahash" xmlns:w16sdtfl="http://schemas.microsoft.com/office/word/2024/wordml/sdtformatlock" xmlns:w16se="http://schemas.microsoft.com/office/word/2015/wordml/symex" xmlns:wpg="http://schemas.microsoft.com/office/word/2010/wordprocessingGroup" xmlns:wpi="http://schemas.microsoft.com/office/word/2010/wordprocessingInk" xmlns:wne="http://schemas.microsoft.com/office/word/2006/wordml" xmlns:wps="http://schemas.microsoft.com/office/word/2010/wordprocessingShape" mc:Ignorable="w14 w15 w16se w16cid w16 w16cex w16sdtdh w16sdtfl w16du wp14">
+  <w:p>
+    <w:pPr>
+      <w:pStyle w:val="Footer"/>
+    </w:pPr>
+  </w:p>
+</w:ftr>
+</file>
+
+<file path=word/footer2.xml><?xml version="1.0" encoding="utf-8"?>
+<w:ftr xmlns:wpc="http://schemas.microsoft.com/office/word/2010/wordprocessingCanvas" xmlns:cx="http://schemas.microsoft.com/office/drawing/2014/chartex" xmlns:cx1="http://schemas.microsoft.com/office/drawing/2015/9/8/chartex" xmlns:cx2="http://schemas.microsoft.com/office/drawing/2015/10/21/chartex" xmlns:cx3="http://schemas.microsoft.com/office/drawing/2016/5/9/chartex" xmlns:cx4="http://schemas.microsoft.com/office/drawing/2016/5/10/chartex" xmlns:cx5="http://schemas.microsoft.com/office/drawing/2016/5/11/chartex" xmlns:cx6="http://schemas.microsoft.com/office/drawing/2016/5/12/chartex" xmlns:cx7="http://schemas.microsoft.com/office/drawing/2016/5/13/chartex" xmlns:cx8="http://schemas.microsoft.com/office/drawing/2016/5/14/chartex" xmlns:mc="http://schemas.openxmlformats.org/markup-compatibility/2006" xmlns:aink="http://schemas.microsoft.com/office/drawing/2016/ink" xmlns:am3d="http://schemas.microsoft.com/office/drawing/2017/model3d" xmlns:o="urn:schemas-microsoft-com:office:office" xmlns:oel="http://schemas.microsoft.com/office/2019/extlst" xmlns:r="http://schemas.openxmlformats.org/officeDocument/2006/relationships" xmlns:m="http://schemas.openxmlformats.org/officeDocument/2006/math" xmlns:v="urn:schemas-microsoft-com:vml" xmlns:wp14="http://schemas.microsoft.com/office/word/2010/wordprocessingDrawing" xmlns:wp="http://schemas.openxmlformats.org/drawingml/2006/wordprocessingDrawing" xmlns:w10="urn:schemas-microsoft-com:office:word" xmlns:w="http://schemas.openxmlformats.org/wordprocessingml/2006/main" xmlns:w14="http://schemas.microsoft.com/office/word/2010/wordml" xmlns:w15="http://schemas.microsoft.com/office/word/2012/wordml" xmlns:w16cex="http://schemas.microsoft.com/office/word/2018/wordml/cex" xmlns:w16cid="http://schemas.microsoft.com/office/word/2016/wordml/cid" xmlns:w16="http://schemas.microsoft.com/office/word/2018/wordml" xmlns:w16du="http://schemas.microsoft.com/office/word/2023/wordml/word16du" xmlns:w16sdtdh="http://schemas.microsoft.com/office/word/2020/wordml/sdtdatahash" xmlns:w16sdtfl="http://schemas.microsoft.com/office/word/2024/wordml/sdtformatlock" xmlns:w16se="http://schemas.microsoft.com/office/word/2015/wordml/symex" xmlns:wpg="http://schemas.microsoft.com/office/word/2010/wordprocessingGroup" xmlns:wpi="http://schemas.microsoft.com/office/word/2010/wordprocessingInk" xmlns:wne="http://schemas.microsoft.com/office/word/2006/wordml" xmlns:wps="http://schemas.microsoft.com/office/word/2010/wordprocessingShape" mc:Ignorable="w14 w15 w16se w16cid w16 w16cex w16sdtdh w16sdtfl w16du wp14">
+  <w:p>
+    <w:pPr>
+      <w:pStyle w:val="Footer"/>
+    </w:pPr>
+  </w:p>
+</w:ftr>
+</file>
+
+<file path=word/footer3.xml><?xml version="1.0" encoding="utf-8"?>
+<w:ftr xmlns:wpc="http://schemas.microsoft.com/office/word/2010/wordprocessingCanvas" xmlns:cx="http://schemas.microsoft.com/office/drawing/2014/chartex" xmlns:cx1="http://schemas.microsoft.com/office/drawing/2015/9/8/chartex" xmlns:cx2="http://schemas.microsoft.com/office/drawing/2015/10/21/chartex" xmlns:cx3="http://schemas.microsoft.com/office/drawing/2016/5/9/chartex" xmlns:cx4="http://schemas.microsoft.com/office/drawing/2016/5/10/chartex" xmlns:cx5="http://schemas.microsoft.com/office/drawing/2016/5/11/chartex" xmlns:cx6="http://schemas.microsoft.com/office/drawing/2016/5/12/chartex" xmlns:cx7="http://schemas.microsoft.com/office/drawing/2016/5/13/chartex" xmlns:cx8="http://schemas.microsoft.com/office/drawing/2016/5/14/chartex" xmlns:mc="http://schemas.openxmlformats.org/markup-compatibility/2006" xmlns:aink="http://schemas.microsoft.com/office/drawing/2016/ink" xmlns:am3d="http://schemas.microsoft.com/office/drawing/2017/model3d" xmlns:o="urn:schemas-microsoft-com:office:office" xmlns:oel="http://schemas.microsoft.com/office/2019/extlst" xmlns:r="http://schemas.openxmlformats.org/officeDocument/2006/relationships" xmlns:m="http://schemas.openxmlformats.org/officeDocument/2006/math" xmlns:v="urn:schemas-microsoft-com:vml" xmlns:wp14="http://schemas.microsoft.com/office/word/2010/wordprocessingDrawing" xmlns:wp="http://schemas.openxmlformats.org/drawingml/2006/wordprocessingDrawing" xmlns:w10="urn:schemas-microsoft-com:office:word" xmlns:w="http://schemas.openxmlformats.org/wordprocessingml/2006/main" xmlns:w14="http://schemas.microsoft.com/office/word/2010/wordml" xmlns:w15="http://schemas.microsoft.com/office/word/2012/wordml" xmlns:w16cex="http://schemas.microsoft.com/office/word/2018/wordml/cex" xmlns:w16cid="http://schemas.microsoft.com/office/word/2016/wordml/cid" xmlns:w16="http://schemas.microsoft.com/office/word/2018/wordml" xmlns:w16du="http://schemas.microsoft.com/office/word/2023/wordml/word16du" xmlns:w16sdtdh="http://schemas.microsoft.com/office/word/2020/wordml/sdtdatahash" xmlns:w16sdtfl="http://schemas.microsoft.com/office/word/2024/wordml/sdtformatlock" xmlns:w16se="http://schemas.microsoft.com/office/word/2015/wordml/symex" xmlns:wpg="http://schemas.microsoft.com/office/word/2010/wordprocessingGroup" xmlns:wpi="http://schemas.microsoft.com/office/word/2010/wordprocessingInk" xmlns:wne="http://schemas.microsoft.com/office/word/2006/wordml" xmlns:wps="http://schemas.microsoft.com/office/word/2010/wordprocessingShape" mc:Ignorable="w14 w15 w16se w16cid w16 w16cex w16sdtdh w16sdtfl w16du wp14">
+  <w:p>
+    <w:pPr>
+      <w:pStyle w:val="Footer"/>
+    </w:pPr>
+  </w:p>
+</w:ftr>
+</file>
+
+<file path=word/footer4.xml><?xml version="1.0" encoding="utf-8"?>
+<w:ftr xmlns:wpc="http://schemas.microsoft.com/office/word/2010/wordprocessingCanvas" xmlns:cx="http://schemas.microsoft.com/office/drawing/2014/chartex" xmlns:cx1="http://schemas.microsoft.com/office/drawing/2015/9/8/chartex" xmlns:cx2="http://schemas.microsoft.com/office/drawing/2015/10/21/chartex" xmlns:cx3="http://schemas.microsoft.com/office/drawing/2016/5/9/chartex" xmlns:cx4="http://schemas.microsoft.com/office/drawing/2016/5/10/chartex" xmlns:cx5="http://schemas.microsoft.com/office/drawing/2016/5/11/chartex" xmlns:cx6="http://schemas.microsoft.com/office/drawing/2016/5/12/chartex" xmlns:cx7="http://schemas.microsoft.com/office/drawing/2016/5/13/chartex" xmlns:cx8="http://schemas.microsoft.com/office/drawing/2016/5/14/chartex" xmlns:mc="http://schemas.openxmlformats.org/markup-compatibility/2006" xmlns:aink="http://schemas.microsoft.com/office/drawing/2016/ink" xmlns:am3d="http://schemas.microsoft.com/office/drawing/2017/model3d" xmlns:o="urn:schemas-microsoft-com:office:office" xmlns:oel="http://schemas.microsoft.com/office/2019/extlst" xmlns:r="http://schemas.openxmlformats.org/officeDocument/2006/relationships" xmlns:m="http://schemas.openxmlformats.org/officeDocument/2006/math" xmlns:v="urn:schemas-microsoft-com:vml" xmlns:wp14="http://schemas.microsoft.com/office/word/2010/wordprocessingDrawing" xmlns:wp="http://schemas.openxmlformats.org/drawingml/2006/wordprocessingDrawing" xmlns:w10="urn:schemas-microsoft-com:office:word" xmlns:w="http://schemas.openxmlformats.org/wordprocessingml/2006/main" xmlns:w14="http://schemas.microsoft.com/office/word/2010/wordml" xmlns:w15="http://schemas.microsoft.com/office/word/2012/wordml" xmlns:w16cex="http://schemas.microsoft.com/office/word/2018/wordml/cex" xmlns:w16cid="http://schemas.microsoft.com/office/word/2016/wordml/cid" xmlns:w16="http://schemas.microsoft.com/office/word/2018/wordml" xmlns:w16du="http://schemas.microsoft.com/office/word/2023/wordml/word16du" xmlns:w16sdtdh="http://schemas.microsoft.com/office/word/2020/wordml/sdtdatahash" xmlns:w16sdtfl="http://schemas.microsoft.com/office/word/2024/wordml/sdtformatlock" xmlns:w16se="http://schemas.microsoft.com/office/word/2015/wordml/symex" xmlns:wpg="http://schemas.microsoft.com/office/word/2010/wordprocessingGroup" xmlns:wpi="http://schemas.microsoft.com/office/word/2010/wordprocessingInk" xmlns:wne="http://schemas.microsoft.com/office/word/2006/wordml" xmlns:wps="http://schemas.microsoft.com/office/word/2010/wordprocessingShape" mc:Ignorable="w14 w15 w16se w16cid w16 w16cex w16sdtdh w16sdtfl w16du wp14">
+  <w:p>
+    <w:pPr>
+      <w:pStyle w:val="Footer"/>
+    </w:pPr>
+  </w:p>
+</w:ftr>
+</file>
+
+<file path=word/footer5.xml><?xml version="1.0" encoding="utf-8"?>
+<w:ftr xmlns:wpc="http://schemas.microsoft.com/office/word/2010/wordprocessingCanvas" xmlns:cx="http://schemas.microsoft.com/office/drawing/2014/chartex" xmlns:cx1="http://schemas.microsoft.com/office/drawing/2015/9/8/chartex" xmlns:cx2="http://schemas.microsoft.com/office/drawing/2015/10/21/chartex" xmlns:cx3="http://schemas.microsoft.com/office/drawing/2016/5/9/chartex" xmlns:cx4="http://schemas.microsoft.com/office/drawing/2016/5/10/chartex" xmlns:cx5="http://schemas.microsoft.com/office/drawing/2016/5/11/chartex" xmlns:cx6="http://schemas.microsoft.com/office/drawing/2016/5/12/chartex" xmlns:cx7="http://schemas.microsoft.com/office/drawing/2016/5/13/chartex" xmlns:cx8="http://schemas.microsoft.com/office/drawing/2016/5/14/chartex" xmlns:mc="http://schemas.openxmlformats.org/markup-compatibility/2006" xmlns:aink="http://schemas.microsoft.com/office/drawing/2016/ink" xmlns:am3d="http://schemas.microsoft.com/office/drawing/2017/model3d" xmlns:o="urn:schemas-microsoft-com:office:office" xmlns:oel="http://schemas.microsoft.com/office/2019/extlst" xmlns:r="http://schemas.openxmlformats.org/officeDocument/2006/relationships" xmlns:m="http://schemas.openxmlformats.org/officeDocument/2006/math" xmlns:v="urn:schemas-microsoft-com:vml" xmlns:wp14="http://schemas.microsoft.com/office/word/2010/wordprocessingDrawing" xmlns:wp="http://schemas.openxmlformats.org/drawingml/2006/wordprocessingDrawing" xmlns:w10="urn:schemas-microsoft-com:office:word" xmlns:w="http://schemas.openxmlformats.org/wordprocessingml/2006/main" xmlns:w14="http://schemas.microsoft.com/office/word/2010/wordml" xmlns:w15="http://schemas.microsoft.com/office/word/2012/wordml" xmlns:w16cex="http://schemas.microsoft.com/office/word/2018/wordml/cex" xmlns:w16cid="http://schemas.microsoft.com/office/word/2016/wordml/cid" xmlns:w16="http://schemas.microsoft.com/office/word/2018/wordml" xmlns:w16du="http://schemas.microsoft.com/office/word/2023/wordml/word16du" xmlns:w16sdtdh="http://schemas.microsoft.com/office/word/2020/wordml/sdtdatahash" xmlns:w16sdtfl="http://schemas.microsoft.com/office/word/2024/wordml/sdtformatlock" xmlns:w16se="http://schemas.microsoft.com/office/word/2015/wordml/symex" xmlns:wpg="http://schemas.microsoft.com/office/word/2010/wordprocessingGroup" xmlns:wpi="http://schemas.microsoft.com/office/word/2010/wordprocessingInk" xmlns:wne="http://schemas.microsoft.com/office/word/2006/wordml" xmlns:wps="http://schemas.microsoft.com/office/word/2010/wordprocessingShape" mc:Ignorable="w14 w15 w16se w16cid w16 w16cex w16sdtdh w16sdtfl w16du wp14">
+  <w:p>
+    <w:pPr>
+      <w:pStyle w:val="Footer"/>
+    </w:pPr>
+  </w:p>
+</w:ftr>
+</file>
+
+<file path=word/footer6.xml><?xml version="1.0" encoding="utf-8"?>
 <w:ftr xmlns:wpc="http://schemas.microsoft.com/office/word/2010/wordprocessingCanvas" xmlns:cx="http://schemas.microsoft.com/office/drawing/2014/chartex" xmlns:cx1="http://schemas.microsoft.com/office/drawing/2015/9/8/chartex" xmlns:cx2="http://schemas.microsoft.com/office/drawing/2015/10/21/chartex" xmlns:cx3="http://schemas.microsoft.com/office/drawing/2016/5/9/chartex" xmlns:cx4="http://schemas.microsoft.com/office/drawing/2016/5/10/chartex" xmlns:cx5="http://schemas.microsoft.com/office/drawing/2016/5/11/chartex" xmlns:cx6="http://schemas.microsoft.com/office/drawing/2016/5/12/chartex" xmlns:cx7="http://schemas.microsoft.com/office/drawing/2016/5/13/chartex" xmlns:cx8="http://schemas.microsoft.com/office/drawing/2016/5/14/chartex" xmlns:mc="http://schemas.openxmlformats.org/markup-compatibility/2006" xmlns:aink="http://schemas.microsoft.com/office/drawing/2016/ink" xmlns:am3d="http://schemas.microsoft.com/office/drawing/2017/model3d" xmlns:o="urn:schemas-microsoft-com:office:office" xmlns:oel="http://schemas.microsoft.com/office/2019/extlst" xmlns:r="http://schemas.openxmlformats.org/officeDocument/2006/relationships" xmlns:m="http://schemas.openxmlformats.org/officeDocument/2006/math" xmlns:v="urn:schemas-microsoft-com:vml" xmlns:wp14="http://schemas.microsoft.com/office/word/2010/wordprocessingDrawing" xmlns:wp="http://schemas.openxmlformats.org/drawingml/2006/wordprocessingDrawing" xmlns:w10="urn:schemas-microsoft-com:office:word" xmlns:w="http://schemas.openxmlformats.org/wordprocessingml/2006/main" xmlns:w14="http://schemas.microsoft.com/office/word/2010/wordml" xmlns:w15="http://schemas.microsoft.com/office/word/2012/wordml" xmlns:w16cex="http://schemas.microsoft.com/office/word/2018/wordml/cex" xmlns:w16cid="http://schemas.microsoft.com/office/word/2016/wordml/cid" xmlns:w16="http://schemas.microsoft.com/office/word/2018/wordml" xmlns:w16du="http://schemas.microsoft.com/office/word/2023/wordml/word16du" xmlns:w16sdtdh="http://schemas.microsoft.com/office/word/2020/wordml/sdtdatahash" xmlns:w16sdtfl="http://schemas.microsoft.com/office/word/2024/wordml/sdtformatlock" xmlns:w16se="http://schemas.microsoft.com/office/word/2015/wordml/symex" xmlns:wpg="http://schemas.microsoft.com/office/word/2010/wordprocessingGroup" xmlns:wpi="http://schemas.microsoft.com/office/word/2010/wordprocessingInk" xmlns:wne="http://schemas.microsoft.com/office/word/2006/wordml" xmlns:wps="http://schemas.microsoft.com/office/word/2010/wordprocessingShape" mc:Ignorable="w14 w15 w16se w16cid w16 w16cex w16sdtdh w16sdtfl w16du wp14">
   <w:p>
     <w:pPr>
@@ -14606,7 +14508,7 @@
         <w:sz w:val="18"/>
         <w:szCs w:val="18"/>
       </w:rPr>
-      <w:t>1</w:t>
+      <w:t>24</w:t>
     </w:r>
     <w:r>
       <w:rPr>
@@ -14623,7 +14525,17 @@
 </w:ftr>
 </file>
 
-<file path=word/footer10.xml><?xml version="1.0" encoding="utf-8"?>
+<file path=word/footer7.xml><?xml version="1.0" encoding="utf-8"?>
+<w:ftr xmlns:wpc="http://schemas.microsoft.com/office/word/2010/wordprocessingCanvas" xmlns:cx="http://schemas.microsoft.com/office/drawing/2014/chartex" xmlns:cx1="http://schemas.microsoft.com/office/drawing/2015/9/8/chartex" xmlns:cx2="http://schemas.microsoft.com/office/drawing/2015/10/21/chartex" xmlns:cx3="http://schemas.microsoft.com/office/drawing/2016/5/9/chartex" xmlns:cx4="http://schemas.microsoft.com/office/drawing/2016/5/10/chartex" xmlns:cx5="http://schemas.microsoft.com/office/drawing/2016/5/11/chartex" xmlns:cx6="http://schemas.microsoft.com/office/drawing/2016/5/12/chartex" xmlns:cx7="http://schemas.microsoft.com/office/drawing/2016/5/13/chartex" xmlns:cx8="http://schemas.microsoft.com/office/drawing/2016/5/14/chartex" xmlns:mc="http://schemas.openxmlformats.org/markup-compatibility/2006" xmlns:aink="http://schemas.microsoft.com/office/drawing/2016/ink" xmlns:am3d="http://schemas.microsoft.com/office/drawing/2017/model3d" xmlns:o="urn:schemas-microsoft-com:office:office" xmlns:oel="http://schemas.microsoft.com/office/2019/extlst" xmlns:r="http://schemas.openxmlformats.org/officeDocument/2006/relationships" xmlns:m="http://schemas.openxmlformats.org/officeDocument/2006/math" xmlns:v="urn:schemas-microsoft-com:vml" xmlns:wp14="http://schemas.microsoft.com/office/word/2010/wordprocessingDrawing" xmlns:wp="http://schemas.openxmlformats.org/drawingml/2006/wordprocessingDrawing" xmlns:w10="urn:schemas-microsoft-com:office:word" xmlns:w="http://schemas.openxmlformats.org/wordprocessingml/2006/main" xmlns:w14="http://schemas.microsoft.com/office/word/2010/wordml" xmlns:w15="http://schemas.microsoft.com/office/word/2012/wordml" xmlns:w16cex="http://schemas.microsoft.com/office/word/2018/wordml/cex" xmlns:w16cid="http://schemas.microsoft.com/office/word/2016/wordml/cid" xmlns:w16="http://schemas.microsoft.com/office/word/2018/wordml" xmlns:w16du="http://schemas.microsoft.com/office/word/2023/wordml/word16du" xmlns:w16sdtdh="http://schemas.microsoft.com/office/word/2020/wordml/sdtdatahash" xmlns:w16sdtfl="http://schemas.microsoft.com/office/word/2024/wordml/sdtformatlock" xmlns:w16se="http://schemas.microsoft.com/office/word/2015/wordml/symex" xmlns:wpg="http://schemas.microsoft.com/office/word/2010/wordprocessingGroup" xmlns:wpi="http://schemas.microsoft.com/office/word/2010/wordprocessingInk" xmlns:wne="http://schemas.microsoft.com/office/word/2006/wordml" xmlns:wps="http://schemas.microsoft.com/office/word/2010/wordprocessingShape" mc:Ignorable="w14 w15 w16se w16cid w16 w16cex w16sdtdh w16sdtfl w16du wp14">
+  <w:p>
+    <w:pPr>
+      <w:pStyle w:val="Footer"/>
+    </w:pPr>
+  </w:p>
+</w:ftr>
+</file>
+
+<file path=word/footer8.xml><?xml version="1.0" encoding="utf-8"?>
 <w:ftr xmlns:wpc="http://schemas.microsoft.com/office/word/2010/wordprocessingCanvas" xmlns:cx="http://schemas.microsoft.com/office/drawing/2014/chartex" xmlns:cx1="http://schemas.microsoft.com/office/drawing/2015/9/8/chartex" xmlns:cx2="http://schemas.microsoft.com/office/drawing/2015/10/21/chartex" xmlns:cx3="http://schemas.microsoft.com/office/drawing/2016/5/9/chartex" xmlns:cx4="http://schemas.microsoft.com/office/drawing/2016/5/10/chartex" xmlns:cx5="http://schemas.microsoft.com/office/drawing/2016/5/11/chartex" xmlns:cx6="http://schemas.microsoft.com/office/drawing/2016/5/12/chartex" xmlns:cx7="http://schemas.microsoft.com/office/drawing/2016/5/13/chartex" xmlns:cx8="http://schemas.microsoft.com/office/drawing/2016/5/14/chartex" xmlns:mc="http://schemas.openxmlformats.org/markup-compatibility/2006" xmlns:aink="http://schemas.microsoft.com/office/drawing/2016/ink" xmlns:am3d="http://schemas.microsoft.com/office/drawing/2017/model3d" xmlns:o="urn:schemas-microsoft-com:office:office" xmlns:oel="http://schemas.microsoft.com/office/2019/extlst" xmlns:r="http://schemas.openxmlformats.org/officeDocument/2006/relationships" xmlns:m="http://schemas.openxmlformats.org/officeDocument/2006/math" xmlns:v="urn:schemas-microsoft-com:vml" xmlns:wp14="http://schemas.microsoft.com/office/word/2010/wordprocessingDrawing" xmlns:wp="http://schemas.openxmlformats.org/drawingml/2006/wordprocessingDrawing" xmlns:w10="urn:schemas-microsoft-com:office:word" xmlns:w="http://schemas.openxmlformats.org/wordprocessingml/2006/main" xmlns:w14="http://schemas.microsoft.com/office/word/2010/wordml" xmlns:w15="http://schemas.microsoft.com/office/word/2012/wordml" xmlns:w16cex="http://schemas.microsoft.com/office/word/2018/wordml/cex" xmlns:w16cid="http://schemas.microsoft.com/office/word/2016/wordml/cid" xmlns:w16="http://schemas.microsoft.com/office/word/2018/wordml" xmlns:w16du="http://schemas.microsoft.com/office/word/2023/wordml/word16du" xmlns:w16sdtdh="http://schemas.microsoft.com/office/word/2020/wordml/sdtdatahash" xmlns:w16sdtfl="http://schemas.microsoft.com/office/word/2024/wordml/sdtformatlock" xmlns:w16se="http://schemas.microsoft.com/office/word/2015/wordml/symex" xmlns:wpg="http://schemas.microsoft.com/office/word/2010/wordprocessingGroup" xmlns:wpi="http://schemas.microsoft.com/office/word/2010/wordprocessingInk" xmlns:wne="http://schemas.microsoft.com/office/word/2006/wordml" xmlns:wps="http://schemas.microsoft.com/office/word/2010/wordprocessingShape" mc:Ignorable="w14 w15 w16se w16cid w16 w16cex w16sdtdh w16sdtfl w16du wp14">
   <w:p>
     <w:pPr>
@@ -14703,722 +14615,12 @@
 </w:ftr>
 </file>
 
-<file path=word/footer11.xml><?xml version="1.0" encoding="utf-8"?>
-<w:ftr xmlns:wpc="http://schemas.microsoft.com/office/word/2010/wordprocessingCanvas" xmlns:cx="http://schemas.microsoft.com/office/drawing/2014/chartex" xmlns:cx1="http://schemas.microsoft.com/office/drawing/2015/9/8/chartex" xmlns:cx2="http://schemas.microsoft.com/office/drawing/2015/10/21/chartex" xmlns:cx3="http://schemas.microsoft.com/office/drawing/2016/5/9/chartex" xmlns:cx4="http://schemas.microsoft.com/office/drawing/2016/5/10/chartex" xmlns:cx5="http://schemas.microsoft.com/office/drawing/2016/5/11/chartex" xmlns:cx6="http://schemas.microsoft.com/office/drawing/2016/5/12/chartex" xmlns:cx7="http://schemas.microsoft.com/office/drawing/2016/5/13/chartex" xmlns:cx8="http://schemas.microsoft.com/office/drawing/2016/5/14/chartex" xmlns:mc="http://schemas.openxmlformats.org/markup-compatibility/2006" xmlns:aink="http://schemas.microsoft.com/office/drawing/2016/ink" xmlns:am3d="http://schemas.microsoft.com/office/drawing/2017/model3d" xmlns:o="urn:schemas-microsoft-com:office:office" xmlns:oel="http://schemas.microsoft.com/office/2019/extlst" xmlns:r="http://schemas.openxmlformats.org/officeDocument/2006/relationships" xmlns:m="http://schemas.openxmlformats.org/officeDocument/2006/math" xmlns:v="urn:schemas-microsoft-com:vml" xmlns:wp14="http://schemas.microsoft.com/office/word/2010/wordprocessingDrawing" xmlns:wp="http://schemas.openxmlformats.org/drawingml/2006/wordprocessingDrawing" xmlns:w10="urn:schemas-microsoft-com:office:word" xmlns:w="http://schemas.openxmlformats.org/wordprocessingml/2006/main" xmlns:w14="http://schemas.microsoft.com/office/word/2010/wordml" xmlns:w15="http://schemas.microsoft.com/office/word/2012/wordml" xmlns:w16cex="http://schemas.microsoft.com/office/word/2018/wordml/cex" xmlns:w16cid="http://schemas.microsoft.com/office/word/2016/wordml/cid" xmlns:w16="http://schemas.microsoft.com/office/word/2018/wordml" xmlns:w16du="http://schemas.microsoft.com/office/word/2023/wordml/word16du" xmlns:w16sdtdh="http://schemas.microsoft.com/office/word/2020/wordml/sdtdatahash" xmlns:w16sdtfl="http://schemas.microsoft.com/office/word/2024/wordml/sdtformatlock" xmlns:w16se="http://schemas.microsoft.com/office/word/2015/wordml/symex" xmlns:wpg="http://schemas.microsoft.com/office/word/2010/wordprocessingGroup" xmlns:wpi="http://schemas.microsoft.com/office/word/2010/wordprocessingInk" xmlns:wne="http://schemas.microsoft.com/office/word/2006/wordml" xmlns:wps="http://schemas.microsoft.com/office/word/2010/wordprocessingShape" mc:Ignorable="w14 w15 w16se w16cid w16 w16cex w16sdtdh w16sdtfl w16du wp14">
-  <w:p>
-    <w:pPr>
-      <w:pBdr>
-        <w:top w:val="single" w:sz="6" w:space="4" w:color="7F7F7F"/>
-      </w:pBdr>
-      <w:jc w:val="center"/>
-    </w:pPr>
-    <w:r>
-      <w:rPr>
-        <w:rFonts w:ascii="Arial" w:eastAsia="Arial" w:hAnsi="Arial" w:cs="Arial"/>
-        <w:b/>
-        <w:bCs/>
-        <w:color w:val="1F3864"/>
-        <w:sz w:val="18"/>
-        <w:szCs w:val="18"/>
-      </w:rPr>
-      <w:t xml:space="preserve">Bài 5 – Quản lý hồ sơ bệnh án – Thực hành Phân tích thiết kế hướng đối tượng        Trang </w:t>
-    </w:r>
-    <w:r>
-      <w:rPr>
-        <w:rFonts w:ascii="Arial" w:eastAsia="Arial" w:hAnsi="Arial" w:cs="Arial"/>
-        <w:b/>
-        <w:bCs/>
-        <w:color w:val="1F3864"/>
-        <w:sz w:val="18"/>
-        <w:szCs w:val="18"/>
-      </w:rPr>
-      <w:fldChar w:fldCharType="begin"/>
-    </w:r>
-    <w:r>
-      <w:rPr>
-        <w:rFonts w:ascii="Arial" w:eastAsia="Arial" w:hAnsi="Arial" w:cs="Arial"/>
-        <w:b/>
-        <w:bCs/>
-        <w:color w:val="1F3864"/>
-        <w:sz w:val="18"/>
-        <w:szCs w:val="18"/>
-      </w:rPr>
-      <w:instrText>PAGE</w:instrText>
-    </w:r>
-    <w:r>
-      <w:rPr>
-        <w:rFonts w:ascii="Arial" w:eastAsia="Arial" w:hAnsi="Arial" w:cs="Arial"/>
-        <w:b/>
-        <w:bCs/>
-        <w:color w:val="1F3864"/>
-        <w:sz w:val="18"/>
-        <w:szCs w:val="18"/>
-      </w:rPr>
-      <w:fldChar w:fldCharType="separate"/>
-    </w:r>
-    <w:r>
-      <w:rPr>
-        <w:rFonts w:ascii="Arial" w:eastAsia="Arial" w:hAnsi="Arial" w:cs="Arial"/>
-        <w:b/>
-        <w:bCs/>
-        <w:noProof/>
-        <w:color w:val="1F3864"/>
-        <w:sz w:val="18"/>
-        <w:szCs w:val="18"/>
-      </w:rPr>
-      <w:t>36</w:t>
-    </w:r>
-    <w:r>
-      <w:rPr>
-        <w:rFonts w:ascii="Arial" w:eastAsia="Arial" w:hAnsi="Arial" w:cs="Arial"/>
-        <w:b/>
-        <w:bCs/>
-        <w:color w:val="1F3864"/>
-        <w:sz w:val="18"/>
-        <w:szCs w:val="18"/>
-      </w:rPr>
-      <w:fldChar w:fldCharType="end"/>
-    </w:r>
-  </w:p>
-</w:ftr>
-</file>
-
-<file path=word/footer2.xml><?xml version="1.0" encoding="utf-8"?>
-<w:ftr xmlns:wpc="http://schemas.microsoft.com/office/word/2010/wordprocessingCanvas" xmlns:cx="http://schemas.microsoft.com/office/drawing/2014/chartex" xmlns:cx1="http://schemas.microsoft.com/office/drawing/2015/9/8/chartex" xmlns:cx2="http://schemas.microsoft.com/office/drawing/2015/10/21/chartex" xmlns:cx3="http://schemas.microsoft.com/office/drawing/2016/5/9/chartex" xmlns:cx4="http://schemas.microsoft.com/office/drawing/2016/5/10/chartex" xmlns:cx5="http://schemas.microsoft.com/office/drawing/2016/5/11/chartex" xmlns:cx6="http://schemas.microsoft.com/office/drawing/2016/5/12/chartex" xmlns:cx7="http://schemas.microsoft.com/office/drawing/2016/5/13/chartex" xmlns:cx8="http://schemas.microsoft.com/office/drawing/2016/5/14/chartex" xmlns:mc="http://schemas.openxmlformats.org/markup-compatibility/2006" xmlns:aink="http://schemas.microsoft.com/office/drawing/2016/ink" xmlns:am3d="http://schemas.microsoft.com/office/drawing/2017/model3d" xmlns:o="urn:schemas-microsoft-com:office:office" xmlns:oel="http://schemas.microsoft.com/office/2019/extlst" xmlns:r="http://schemas.openxmlformats.org/officeDocument/2006/relationships" xmlns:m="http://schemas.openxmlformats.org/officeDocument/2006/math" xmlns:v="urn:schemas-microsoft-com:vml" xmlns:wp14="http://schemas.microsoft.com/office/word/2010/wordprocessingDrawing" xmlns:wp="http://schemas.openxmlformats.org/drawingml/2006/wordprocessingDrawing" xmlns:w10="urn:schemas-microsoft-com:office:word" xmlns:w="http://schemas.openxmlformats.org/wordprocessingml/2006/main" xmlns:w14="http://schemas.microsoft.com/office/word/2010/wordml" xmlns:w15="http://schemas.microsoft.com/office/word/2012/wordml" xmlns:w16cex="http://schemas.microsoft.com/office/word/2018/wordml/cex" xmlns:w16cid="http://schemas.microsoft.com/office/word/2016/wordml/cid" xmlns:w16="http://schemas.microsoft.com/office/word/2018/wordml" xmlns:w16du="http://schemas.microsoft.com/office/word/2023/wordml/word16du" xmlns:w16sdtdh="http://schemas.microsoft.com/office/word/2020/wordml/sdtdatahash" xmlns:w16sdtfl="http://schemas.microsoft.com/office/word/2024/wordml/sdtformatlock" xmlns:w16se="http://schemas.microsoft.com/office/word/2015/wordml/symex" xmlns:wpg="http://schemas.microsoft.com/office/word/2010/wordprocessingGroup" xmlns:wpi="http://schemas.microsoft.com/office/word/2010/wordprocessingInk" xmlns:wne="http://schemas.microsoft.com/office/word/2006/wordml" xmlns:wps="http://schemas.microsoft.com/office/word/2010/wordprocessingShape" mc:Ignorable="w14 w15 w16se w16cid w16 w16cex w16sdtdh w16sdtfl w16du wp14">
-  <w:p>
-    <w:pPr>
-      <w:pBdr>
-        <w:top w:val="single" w:sz="6" w:space="4" w:color="7F7F7F"/>
-      </w:pBdr>
-      <w:jc w:val="center"/>
-    </w:pPr>
-    <w:r>
-      <w:rPr>
-        <w:rFonts w:ascii="Arial" w:eastAsia="Arial" w:hAnsi="Arial" w:cs="Arial"/>
-        <w:b/>
-        <w:bCs/>
-        <w:color w:val="1F3864"/>
-        <w:sz w:val="18"/>
-        <w:szCs w:val="18"/>
-      </w:rPr>
-      <w:t xml:space="preserve">Bài 5 – Quản lý hồ sơ bệnh án – Thực hành Phân tích thiết kế hướng đối tượng        Trang </w:t>
-    </w:r>
-    <w:r>
-      <w:rPr>
-        <w:rFonts w:ascii="Arial" w:eastAsia="Arial" w:hAnsi="Arial" w:cs="Arial"/>
-        <w:b/>
-        <w:bCs/>
-        <w:color w:val="1F3864"/>
-        <w:sz w:val="18"/>
-        <w:szCs w:val="18"/>
-      </w:rPr>
-      <w:fldChar w:fldCharType="begin"/>
-    </w:r>
-    <w:r>
-      <w:rPr>
-        <w:rFonts w:ascii="Arial" w:eastAsia="Arial" w:hAnsi="Arial" w:cs="Arial"/>
-        <w:b/>
-        <w:bCs/>
-        <w:color w:val="1F3864"/>
-        <w:sz w:val="18"/>
-        <w:szCs w:val="18"/>
-      </w:rPr>
-      <w:instrText>PAGE</w:instrText>
-    </w:r>
-    <w:r>
-      <w:rPr>
-        <w:rFonts w:ascii="Arial" w:eastAsia="Arial" w:hAnsi="Arial" w:cs="Arial"/>
-        <w:b/>
-        <w:bCs/>
-        <w:color w:val="1F3864"/>
-        <w:sz w:val="18"/>
-        <w:szCs w:val="18"/>
-      </w:rPr>
-      <w:fldChar w:fldCharType="separate"/>
-    </w:r>
-    <w:r>
-      <w:rPr>
-        <w:rFonts w:ascii="Arial" w:eastAsia="Arial" w:hAnsi="Arial" w:cs="Arial"/>
-        <w:b/>
-        <w:bCs/>
-        <w:noProof/>
-        <w:color w:val="1F3864"/>
-        <w:sz w:val="18"/>
-        <w:szCs w:val="18"/>
-      </w:rPr>
-      <w:t>7</w:t>
-    </w:r>
-    <w:r>
-      <w:rPr>
-        <w:rFonts w:ascii="Arial" w:eastAsia="Arial" w:hAnsi="Arial" w:cs="Arial"/>
-        <w:b/>
-        <w:bCs/>
-        <w:color w:val="1F3864"/>
-        <w:sz w:val="18"/>
-        <w:szCs w:val="18"/>
-      </w:rPr>
-      <w:fldChar w:fldCharType="end"/>
-    </w:r>
-  </w:p>
-</w:ftr>
-</file>
-
-<file path=word/footer3.xml><?xml version="1.0" encoding="utf-8"?>
-<w:ftr xmlns:wpc="http://schemas.microsoft.com/office/word/2010/wordprocessingCanvas" xmlns:cx="http://schemas.microsoft.com/office/drawing/2014/chartex" xmlns:cx1="http://schemas.microsoft.com/office/drawing/2015/9/8/chartex" xmlns:cx2="http://schemas.microsoft.com/office/drawing/2015/10/21/chartex" xmlns:cx3="http://schemas.microsoft.com/office/drawing/2016/5/9/chartex" xmlns:cx4="http://schemas.microsoft.com/office/drawing/2016/5/10/chartex" xmlns:cx5="http://schemas.microsoft.com/office/drawing/2016/5/11/chartex" xmlns:cx6="http://schemas.microsoft.com/office/drawing/2016/5/12/chartex" xmlns:cx7="http://schemas.microsoft.com/office/drawing/2016/5/13/chartex" xmlns:cx8="http://schemas.microsoft.com/office/drawing/2016/5/14/chartex" xmlns:mc="http://schemas.openxmlformats.org/markup-compatibility/2006" xmlns:aink="http://schemas.microsoft.com/office/drawing/2016/ink" xmlns:am3d="http://schemas.microsoft.com/office/drawing/2017/model3d" xmlns:o="urn:schemas-microsoft-com:office:office" xmlns:oel="http://schemas.microsoft.com/office/2019/extlst" xmlns:r="http://schemas.openxmlformats.org/officeDocument/2006/relationships" xmlns:m="http://schemas.openxmlformats.org/officeDocument/2006/math" xmlns:v="urn:schemas-microsoft-com:vml" xmlns:wp14="http://schemas.microsoft.com/office/word/2010/wordprocessingDrawing" xmlns:wp="http://schemas.openxmlformats.org/drawingml/2006/wordprocessingDrawing" xmlns:w10="urn:schemas-microsoft-com:office:word" xmlns:w="http://schemas.openxmlformats.org/wordprocessingml/2006/main" xmlns:w14="http://schemas.microsoft.com/office/word/2010/wordml" xmlns:w15="http://schemas.microsoft.com/office/word/2012/wordml" xmlns:w16cex="http://schemas.microsoft.com/office/word/2018/wordml/cex" xmlns:w16cid="http://schemas.microsoft.com/office/word/2016/wordml/cid" xmlns:w16="http://schemas.microsoft.com/office/word/2018/wordml" xmlns:w16du="http://schemas.microsoft.com/office/word/2023/wordml/word16du" xmlns:w16sdtdh="http://schemas.microsoft.com/office/word/2020/wordml/sdtdatahash" xmlns:w16sdtfl="http://schemas.microsoft.com/office/word/2024/wordml/sdtformatlock" xmlns:w16se="http://schemas.microsoft.com/office/word/2015/wordml/symex" xmlns:wpg="http://schemas.microsoft.com/office/word/2010/wordprocessingGroup" xmlns:wpi="http://schemas.microsoft.com/office/word/2010/wordprocessingInk" xmlns:wne="http://schemas.microsoft.com/office/word/2006/wordml" xmlns:wps="http://schemas.microsoft.com/office/word/2010/wordprocessingShape" mc:Ignorable="w14 w15 w16se w16cid w16 w16cex w16sdtdh w16sdtfl w16du wp14">
-  <w:p>
-    <w:pPr>
-      <w:pBdr>
-        <w:top w:val="single" w:sz="6" w:space="4" w:color="7F7F7F"/>
-      </w:pBdr>
-      <w:jc w:val="center"/>
-    </w:pPr>
-    <w:r>
-      <w:rPr>
-        <w:rFonts w:ascii="Arial" w:eastAsia="Arial" w:hAnsi="Arial" w:cs="Arial"/>
-        <w:b/>
-        <w:bCs/>
-        <w:color w:val="1F3864"/>
-        <w:sz w:val="18"/>
-        <w:szCs w:val="18"/>
-      </w:rPr>
-      <w:t xml:space="preserve">Bài 5 – Quản lý hồ sơ bệnh án – Thực hành Phân tích thiết kế hướng đối tượng        Trang </w:t>
-    </w:r>
-    <w:r>
-      <w:rPr>
-        <w:rFonts w:ascii="Arial" w:eastAsia="Arial" w:hAnsi="Arial" w:cs="Arial"/>
-        <w:b/>
-        <w:bCs/>
-        <w:color w:val="1F3864"/>
-        <w:sz w:val="18"/>
-        <w:szCs w:val="18"/>
-      </w:rPr>
-      <w:fldChar w:fldCharType="begin"/>
-    </w:r>
-    <w:r>
-      <w:rPr>
-        <w:rFonts w:ascii="Arial" w:eastAsia="Arial" w:hAnsi="Arial" w:cs="Arial"/>
-        <w:b/>
-        <w:bCs/>
-        <w:color w:val="1F3864"/>
-        <w:sz w:val="18"/>
-        <w:szCs w:val="18"/>
-      </w:rPr>
-      <w:instrText>PAGE</w:instrText>
-    </w:r>
-    <w:r>
-      <w:rPr>
-        <w:rFonts w:ascii="Arial" w:eastAsia="Arial" w:hAnsi="Arial" w:cs="Arial"/>
-        <w:b/>
-        <w:bCs/>
-        <w:color w:val="1F3864"/>
-        <w:sz w:val="18"/>
-        <w:szCs w:val="18"/>
-      </w:rPr>
-      <w:fldChar w:fldCharType="separate"/>
-    </w:r>
-    <w:r>
-      <w:rPr>
-        <w:rFonts w:ascii="Arial" w:eastAsia="Arial" w:hAnsi="Arial" w:cs="Arial"/>
-        <w:b/>
-        <w:bCs/>
-        <w:noProof/>
-        <w:color w:val="1F3864"/>
-        <w:sz w:val="18"/>
-        <w:szCs w:val="18"/>
-      </w:rPr>
-      <w:t>8</w:t>
-    </w:r>
-    <w:r>
-      <w:rPr>
-        <w:rFonts w:ascii="Arial" w:eastAsia="Arial" w:hAnsi="Arial" w:cs="Arial"/>
-        <w:b/>
-        <w:bCs/>
-        <w:color w:val="1F3864"/>
-        <w:sz w:val="18"/>
-        <w:szCs w:val="18"/>
-      </w:rPr>
-      <w:fldChar w:fldCharType="end"/>
-    </w:r>
-  </w:p>
-</w:ftr>
-</file>
-
-<file path=word/footer4.xml><?xml version="1.0" encoding="utf-8"?>
-<w:ftr xmlns:wpc="http://schemas.microsoft.com/office/word/2010/wordprocessingCanvas" xmlns:cx="http://schemas.microsoft.com/office/drawing/2014/chartex" xmlns:cx1="http://schemas.microsoft.com/office/drawing/2015/9/8/chartex" xmlns:cx2="http://schemas.microsoft.com/office/drawing/2015/10/21/chartex" xmlns:cx3="http://schemas.microsoft.com/office/drawing/2016/5/9/chartex" xmlns:cx4="http://schemas.microsoft.com/office/drawing/2016/5/10/chartex" xmlns:cx5="http://schemas.microsoft.com/office/drawing/2016/5/11/chartex" xmlns:cx6="http://schemas.microsoft.com/office/drawing/2016/5/12/chartex" xmlns:cx7="http://schemas.microsoft.com/office/drawing/2016/5/13/chartex" xmlns:cx8="http://schemas.microsoft.com/office/drawing/2016/5/14/chartex" xmlns:mc="http://schemas.openxmlformats.org/markup-compatibility/2006" xmlns:aink="http://schemas.microsoft.com/office/drawing/2016/ink" xmlns:am3d="http://schemas.microsoft.com/office/drawing/2017/model3d" xmlns:o="urn:schemas-microsoft-com:office:office" xmlns:oel="http://schemas.microsoft.com/office/2019/extlst" xmlns:r="http://schemas.openxmlformats.org/officeDocument/2006/relationships" xmlns:m="http://schemas.openxmlformats.org/officeDocument/2006/math" xmlns:v="urn:schemas-microsoft-com:vml" xmlns:wp14="http://schemas.microsoft.com/office/word/2010/wordprocessingDrawing" xmlns:wp="http://schemas.openxmlformats.org/drawingml/2006/wordprocessingDrawing" xmlns:w10="urn:schemas-microsoft-com:office:word" xmlns:w="http://schemas.openxmlformats.org/wordprocessingml/2006/main" xmlns:w14="http://schemas.microsoft.com/office/word/2010/wordml" xmlns:w15="http://schemas.microsoft.com/office/word/2012/wordml" xmlns:w16cex="http://schemas.microsoft.com/office/word/2018/wordml/cex" xmlns:w16cid="http://schemas.microsoft.com/office/word/2016/wordml/cid" xmlns:w16="http://schemas.microsoft.com/office/word/2018/wordml" xmlns:w16du="http://schemas.microsoft.com/office/word/2023/wordml/word16du" xmlns:w16sdtdh="http://schemas.microsoft.com/office/word/2020/wordml/sdtdatahash" xmlns:w16sdtfl="http://schemas.microsoft.com/office/word/2024/wordml/sdtformatlock" xmlns:w16se="http://schemas.microsoft.com/office/word/2015/wordml/symex" xmlns:wpg="http://schemas.microsoft.com/office/word/2010/wordprocessingGroup" xmlns:wpi="http://schemas.microsoft.com/office/word/2010/wordprocessingInk" xmlns:wne="http://schemas.microsoft.com/office/word/2006/wordml" xmlns:wps="http://schemas.microsoft.com/office/word/2010/wordprocessingShape" mc:Ignorable="w14 w15 w16se w16cid w16 w16cex w16sdtdh w16sdtfl w16du wp14">
-  <w:p>
-    <w:pPr>
-      <w:pBdr>
-        <w:top w:val="single" w:sz="6" w:space="4" w:color="7F7F7F"/>
-      </w:pBdr>
-      <w:jc w:val="center"/>
-    </w:pPr>
-    <w:r>
-      <w:rPr>
-        <w:rFonts w:ascii="Arial" w:eastAsia="Arial" w:hAnsi="Arial" w:cs="Arial"/>
-        <w:b/>
-        <w:bCs/>
-        <w:color w:val="1F3864"/>
-        <w:sz w:val="18"/>
-        <w:szCs w:val="18"/>
-      </w:rPr>
-      <w:t xml:space="preserve">Bài 5 – Quản lý hồ sơ bệnh án – Thực hành Phân tích thiết kế hướng đối tượng        Trang </w:t>
-    </w:r>
-    <w:r>
-      <w:rPr>
-        <w:rFonts w:ascii="Arial" w:eastAsia="Arial" w:hAnsi="Arial" w:cs="Arial"/>
-        <w:b/>
-        <w:bCs/>
-        <w:color w:val="1F3864"/>
-        <w:sz w:val="18"/>
-        <w:szCs w:val="18"/>
-      </w:rPr>
-      <w:fldChar w:fldCharType="begin"/>
-    </w:r>
-    <w:r>
-      <w:rPr>
-        <w:rFonts w:ascii="Arial" w:eastAsia="Arial" w:hAnsi="Arial" w:cs="Arial"/>
-        <w:b/>
-        <w:bCs/>
-        <w:color w:val="1F3864"/>
-        <w:sz w:val="18"/>
-        <w:szCs w:val="18"/>
-      </w:rPr>
-      <w:instrText>PAGE</w:instrText>
-    </w:r>
-    <w:r>
-      <w:rPr>
-        <w:rFonts w:ascii="Arial" w:eastAsia="Arial" w:hAnsi="Arial" w:cs="Arial"/>
-        <w:b/>
-        <w:bCs/>
-        <w:color w:val="1F3864"/>
-        <w:sz w:val="18"/>
-        <w:szCs w:val="18"/>
-      </w:rPr>
-      <w:fldChar w:fldCharType="separate"/>
-    </w:r>
-    <w:r>
-      <w:rPr>
-        <w:rFonts w:ascii="Arial" w:eastAsia="Arial" w:hAnsi="Arial" w:cs="Arial"/>
-        <w:b/>
-        <w:bCs/>
-        <w:noProof/>
-        <w:color w:val="1F3864"/>
-        <w:sz w:val="18"/>
-        <w:szCs w:val="18"/>
-      </w:rPr>
-      <w:t>13</w:t>
-    </w:r>
-    <w:r>
-      <w:rPr>
-        <w:rFonts w:ascii="Arial" w:eastAsia="Arial" w:hAnsi="Arial" w:cs="Arial"/>
-        <w:b/>
-        <w:bCs/>
-        <w:color w:val="1F3864"/>
-        <w:sz w:val="18"/>
-        <w:szCs w:val="18"/>
-      </w:rPr>
-      <w:fldChar w:fldCharType="end"/>
-    </w:r>
-  </w:p>
-</w:ftr>
-</file>
-
-<file path=word/footer5.xml><?xml version="1.0" encoding="utf-8"?>
-<w:ftr xmlns:wpc="http://schemas.microsoft.com/office/word/2010/wordprocessingCanvas" xmlns:cx="http://schemas.microsoft.com/office/drawing/2014/chartex" xmlns:cx1="http://schemas.microsoft.com/office/drawing/2015/9/8/chartex" xmlns:cx2="http://schemas.microsoft.com/office/drawing/2015/10/21/chartex" xmlns:cx3="http://schemas.microsoft.com/office/drawing/2016/5/9/chartex" xmlns:cx4="http://schemas.microsoft.com/office/drawing/2016/5/10/chartex" xmlns:cx5="http://schemas.microsoft.com/office/drawing/2016/5/11/chartex" xmlns:cx6="http://schemas.microsoft.com/office/drawing/2016/5/12/chartex" xmlns:cx7="http://schemas.microsoft.com/office/drawing/2016/5/13/chartex" xmlns:cx8="http://schemas.microsoft.com/office/drawing/2016/5/14/chartex" xmlns:mc="http://schemas.openxmlformats.org/markup-compatibility/2006" xmlns:aink="http://schemas.microsoft.com/office/drawing/2016/ink" xmlns:am3d="http://schemas.microsoft.com/office/drawing/2017/model3d" xmlns:o="urn:schemas-microsoft-com:office:office" xmlns:oel="http://schemas.microsoft.com/office/2019/extlst" xmlns:r="http://schemas.openxmlformats.org/officeDocument/2006/relationships" xmlns:m="http://schemas.openxmlformats.org/officeDocument/2006/math" xmlns:v="urn:schemas-microsoft-com:vml" xmlns:wp14="http://schemas.microsoft.com/office/word/2010/wordprocessingDrawing" xmlns:wp="http://schemas.openxmlformats.org/drawingml/2006/wordprocessingDrawing" xmlns:w10="urn:schemas-microsoft-com:office:word" xmlns:w="http://schemas.openxmlformats.org/wordprocessingml/2006/main" xmlns:w14="http://schemas.microsoft.com/office/word/2010/wordml" xmlns:w15="http://schemas.microsoft.com/office/word/2012/wordml" xmlns:w16cex="http://schemas.microsoft.com/office/word/2018/wordml/cex" xmlns:w16cid="http://schemas.microsoft.com/office/word/2016/wordml/cid" xmlns:w16="http://schemas.microsoft.com/office/word/2018/wordml" xmlns:w16du="http://schemas.microsoft.com/office/word/2023/wordml/word16du" xmlns:w16sdtdh="http://schemas.microsoft.com/office/word/2020/wordml/sdtdatahash" xmlns:w16sdtfl="http://schemas.microsoft.com/office/word/2024/wordml/sdtformatlock" xmlns:w16se="http://schemas.microsoft.com/office/word/2015/wordml/symex" xmlns:wpg="http://schemas.microsoft.com/office/word/2010/wordprocessingGroup" xmlns:wpi="http://schemas.microsoft.com/office/word/2010/wordprocessingInk" xmlns:wne="http://schemas.microsoft.com/office/word/2006/wordml" xmlns:wps="http://schemas.microsoft.com/office/word/2010/wordprocessingShape" mc:Ignorable="w14 w15 w16se w16cid w16 w16cex w16sdtdh w16sdtfl w16du wp14">
-  <w:p>
-    <w:pPr>
-      <w:pBdr>
-        <w:top w:val="single" w:sz="6" w:space="4" w:color="7F7F7F"/>
-      </w:pBdr>
-      <w:jc w:val="center"/>
-    </w:pPr>
-    <w:r>
-      <w:rPr>
-        <w:rFonts w:ascii="Arial" w:eastAsia="Arial" w:hAnsi="Arial" w:cs="Arial"/>
-        <w:b/>
-        <w:bCs/>
-        <w:color w:val="1F3864"/>
-        <w:sz w:val="18"/>
-        <w:szCs w:val="18"/>
-      </w:rPr>
-      <w:t xml:space="preserve">Bài 5 – Quản lý hồ sơ bệnh án – Thực hành Phân tích thiết kế hướng đối tượng        Trang </w:t>
-    </w:r>
-    <w:r>
-      <w:rPr>
-        <w:rFonts w:ascii="Arial" w:eastAsia="Arial" w:hAnsi="Arial" w:cs="Arial"/>
-        <w:b/>
-        <w:bCs/>
-        <w:color w:val="1F3864"/>
-        <w:sz w:val="18"/>
-        <w:szCs w:val="18"/>
-      </w:rPr>
-      <w:fldChar w:fldCharType="begin"/>
-    </w:r>
-    <w:r>
-      <w:rPr>
-        <w:rFonts w:ascii="Arial" w:eastAsia="Arial" w:hAnsi="Arial" w:cs="Arial"/>
-        <w:b/>
-        <w:bCs/>
-        <w:color w:val="1F3864"/>
-        <w:sz w:val="18"/>
-        <w:szCs w:val="18"/>
-      </w:rPr>
-      <w:instrText>PAGE</w:instrText>
-    </w:r>
-    <w:r>
-      <w:rPr>
-        <w:rFonts w:ascii="Arial" w:eastAsia="Arial" w:hAnsi="Arial" w:cs="Arial"/>
-        <w:b/>
-        <w:bCs/>
-        <w:color w:val="1F3864"/>
-        <w:sz w:val="18"/>
-        <w:szCs w:val="18"/>
-      </w:rPr>
-      <w:fldChar w:fldCharType="separate"/>
-    </w:r>
-    <w:r>
-      <w:rPr>
-        <w:rFonts w:ascii="Arial" w:eastAsia="Arial" w:hAnsi="Arial" w:cs="Arial"/>
-        <w:b/>
-        <w:bCs/>
-        <w:noProof/>
-        <w:color w:val="1F3864"/>
-        <w:sz w:val="18"/>
-        <w:szCs w:val="18"/>
-      </w:rPr>
-      <w:t>14</w:t>
-    </w:r>
-    <w:r>
-      <w:rPr>
-        <w:rFonts w:ascii="Arial" w:eastAsia="Arial" w:hAnsi="Arial" w:cs="Arial"/>
-        <w:b/>
-        <w:bCs/>
-        <w:color w:val="1F3864"/>
-        <w:sz w:val="18"/>
-        <w:szCs w:val="18"/>
-      </w:rPr>
-      <w:fldChar w:fldCharType="end"/>
-    </w:r>
-  </w:p>
-</w:ftr>
-</file>
-
-<file path=word/footer6.xml><?xml version="1.0" encoding="utf-8"?>
-<w:ftr xmlns:wpc="http://schemas.microsoft.com/office/word/2010/wordprocessingCanvas" xmlns:cx="http://schemas.microsoft.com/office/drawing/2014/chartex" xmlns:cx1="http://schemas.microsoft.com/office/drawing/2015/9/8/chartex" xmlns:cx2="http://schemas.microsoft.com/office/drawing/2015/10/21/chartex" xmlns:cx3="http://schemas.microsoft.com/office/drawing/2016/5/9/chartex" xmlns:cx4="http://schemas.microsoft.com/office/drawing/2016/5/10/chartex" xmlns:cx5="http://schemas.microsoft.com/office/drawing/2016/5/11/chartex" xmlns:cx6="http://schemas.microsoft.com/office/drawing/2016/5/12/chartex" xmlns:cx7="http://schemas.microsoft.com/office/drawing/2016/5/13/chartex" xmlns:cx8="http://schemas.microsoft.com/office/drawing/2016/5/14/chartex" xmlns:mc="http://schemas.openxmlformats.org/markup-compatibility/2006" xmlns:aink="http://schemas.microsoft.com/office/drawing/2016/ink" xmlns:am3d="http://schemas.microsoft.com/office/drawing/2017/model3d" xmlns:o="urn:schemas-microsoft-com:office:office" xmlns:oel="http://schemas.microsoft.com/office/2019/extlst" xmlns:r="http://schemas.openxmlformats.org/officeDocument/2006/relationships" xmlns:m="http://schemas.openxmlformats.org/officeDocument/2006/math" xmlns:v="urn:schemas-microsoft-com:vml" xmlns:wp14="http://schemas.microsoft.com/office/word/2010/wordprocessingDrawing" xmlns:wp="http://schemas.openxmlformats.org/drawingml/2006/wordprocessingDrawing" xmlns:w10="urn:schemas-microsoft-com:office:word" xmlns:w="http://schemas.openxmlformats.org/wordprocessingml/2006/main" xmlns:w14="http://schemas.microsoft.com/office/word/2010/wordml" xmlns:w15="http://schemas.microsoft.com/office/word/2012/wordml" xmlns:w16cex="http://schemas.microsoft.com/office/word/2018/wordml/cex" xmlns:w16cid="http://schemas.microsoft.com/office/word/2016/wordml/cid" xmlns:w16="http://schemas.microsoft.com/office/word/2018/wordml" xmlns:w16du="http://schemas.microsoft.com/office/word/2023/wordml/word16du" xmlns:w16sdtdh="http://schemas.microsoft.com/office/word/2020/wordml/sdtdatahash" xmlns:w16sdtfl="http://schemas.microsoft.com/office/word/2024/wordml/sdtformatlock" xmlns:w16se="http://schemas.microsoft.com/office/word/2015/wordml/symex" xmlns:wpg="http://schemas.microsoft.com/office/word/2010/wordprocessingGroup" xmlns:wpi="http://schemas.microsoft.com/office/word/2010/wordprocessingInk" xmlns:wne="http://schemas.microsoft.com/office/word/2006/wordml" xmlns:wps="http://schemas.microsoft.com/office/word/2010/wordprocessingShape" mc:Ignorable="w14 w15 w16se w16cid w16 w16cex w16sdtdh w16sdtfl w16du wp14">
-  <w:p>
-    <w:pPr>
-      <w:pBdr>
-        <w:top w:val="single" w:sz="6" w:space="4" w:color="7F7F7F"/>
-      </w:pBdr>
-      <w:jc w:val="center"/>
-    </w:pPr>
-    <w:r>
-      <w:rPr>
-        <w:rFonts w:ascii="Arial" w:eastAsia="Arial" w:hAnsi="Arial" w:cs="Arial"/>
-        <w:b/>
-        <w:bCs/>
-        <w:color w:val="1F3864"/>
-        <w:sz w:val="18"/>
-        <w:szCs w:val="18"/>
-      </w:rPr>
-      <w:t xml:space="preserve">Bài 5 – Quản lý hồ sơ bệnh án – Thực hành Phân tích thiết kế hướng đối tượng        Trang </w:t>
-    </w:r>
-    <w:r>
-      <w:rPr>
-        <w:rFonts w:ascii="Arial" w:eastAsia="Arial" w:hAnsi="Arial" w:cs="Arial"/>
-        <w:b/>
-        <w:bCs/>
-        <w:color w:val="1F3864"/>
-        <w:sz w:val="18"/>
-        <w:szCs w:val="18"/>
-      </w:rPr>
-      <w:fldChar w:fldCharType="begin"/>
-    </w:r>
-    <w:r>
-      <w:rPr>
-        <w:rFonts w:ascii="Arial" w:eastAsia="Arial" w:hAnsi="Arial" w:cs="Arial"/>
-        <w:b/>
-        <w:bCs/>
-        <w:color w:val="1F3864"/>
-        <w:sz w:val="18"/>
-        <w:szCs w:val="18"/>
-      </w:rPr>
-      <w:instrText>PAGE</w:instrText>
-    </w:r>
-    <w:r>
-      <w:rPr>
-        <w:rFonts w:ascii="Arial" w:eastAsia="Arial" w:hAnsi="Arial" w:cs="Arial"/>
-        <w:b/>
-        <w:bCs/>
-        <w:color w:val="1F3864"/>
-        <w:sz w:val="18"/>
-        <w:szCs w:val="18"/>
-      </w:rPr>
-      <w:fldChar w:fldCharType="separate"/>
-    </w:r>
-    <w:r>
-      <w:rPr>
-        <w:rFonts w:ascii="Arial" w:eastAsia="Arial" w:hAnsi="Arial" w:cs="Arial"/>
-        <w:b/>
-        <w:bCs/>
-        <w:noProof/>
-        <w:color w:val="1F3864"/>
-        <w:sz w:val="18"/>
-        <w:szCs w:val="18"/>
-      </w:rPr>
-      <w:t>15</w:t>
-    </w:r>
-    <w:r>
-      <w:rPr>
-        <w:rFonts w:ascii="Arial" w:eastAsia="Arial" w:hAnsi="Arial" w:cs="Arial"/>
-        <w:b/>
-        <w:bCs/>
-        <w:color w:val="1F3864"/>
-        <w:sz w:val="18"/>
-        <w:szCs w:val="18"/>
-      </w:rPr>
-      <w:fldChar w:fldCharType="end"/>
-    </w:r>
-  </w:p>
-</w:ftr>
-</file>
-
-<file path=word/footer7.xml><?xml version="1.0" encoding="utf-8"?>
-<w:ftr xmlns:wpc="http://schemas.microsoft.com/office/word/2010/wordprocessingCanvas" xmlns:cx="http://schemas.microsoft.com/office/drawing/2014/chartex" xmlns:cx1="http://schemas.microsoft.com/office/drawing/2015/9/8/chartex" xmlns:cx2="http://schemas.microsoft.com/office/drawing/2015/10/21/chartex" xmlns:cx3="http://schemas.microsoft.com/office/drawing/2016/5/9/chartex" xmlns:cx4="http://schemas.microsoft.com/office/drawing/2016/5/10/chartex" xmlns:cx5="http://schemas.microsoft.com/office/drawing/2016/5/11/chartex" xmlns:cx6="http://schemas.microsoft.com/office/drawing/2016/5/12/chartex" xmlns:cx7="http://schemas.microsoft.com/office/drawing/2016/5/13/chartex" xmlns:cx8="http://schemas.microsoft.com/office/drawing/2016/5/14/chartex" xmlns:mc="http://schemas.openxmlformats.org/markup-compatibility/2006" xmlns:aink="http://schemas.microsoft.com/office/drawing/2016/ink" xmlns:am3d="http://schemas.microsoft.com/office/drawing/2017/model3d" xmlns:o="urn:schemas-microsoft-com:office:office" xmlns:oel="http://schemas.microsoft.com/office/2019/extlst" xmlns:r="http://schemas.openxmlformats.org/officeDocument/2006/relationships" xmlns:m="http://schemas.openxmlformats.org/officeDocument/2006/math" xmlns:v="urn:schemas-microsoft-com:vml" xmlns:wp14="http://schemas.microsoft.com/office/word/2010/wordprocessingDrawing" xmlns:wp="http://schemas.openxmlformats.org/drawingml/2006/wordprocessingDrawing" xmlns:w10="urn:schemas-microsoft-com:office:word" xmlns:w="http://schemas.openxmlformats.org/wordprocessingml/2006/main" xmlns:w14="http://schemas.microsoft.com/office/word/2010/wordml" xmlns:w15="http://schemas.microsoft.com/office/word/2012/wordml" xmlns:w16cex="http://schemas.microsoft.com/office/word/2018/wordml/cex" xmlns:w16cid="http://schemas.microsoft.com/office/word/2016/wordml/cid" xmlns:w16="http://schemas.microsoft.com/office/word/2018/wordml" xmlns:w16du="http://schemas.microsoft.com/office/word/2023/wordml/word16du" xmlns:w16sdtdh="http://schemas.microsoft.com/office/word/2020/wordml/sdtdatahash" xmlns:w16sdtfl="http://schemas.microsoft.com/office/word/2024/wordml/sdtformatlock" xmlns:w16se="http://schemas.microsoft.com/office/word/2015/wordml/symex" xmlns:wpg="http://schemas.microsoft.com/office/word/2010/wordprocessingGroup" xmlns:wpi="http://schemas.microsoft.com/office/word/2010/wordprocessingInk" xmlns:wne="http://schemas.microsoft.com/office/word/2006/wordml" xmlns:wps="http://schemas.microsoft.com/office/word/2010/wordprocessingShape" mc:Ignorable="w14 w15 w16se w16cid w16 w16cex w16sdtdh w16sdtfl w16du wp14">
-  <w:p>
-    <w:pPr>
-      <w:pBdr>
-        <w:top w:val="single" w:sz="6" w:space="4" w:color="7F7F7F"/>
-      </w:pBdr>
-      <w:jc w:val="center"/>
-    </w:pPr>
-    <w:r>
-      <w:rPr>
-        <w:rFonts w:ascii="Arial" w:eastAsia="Arial" w:hAnsi="Arial" w:cs="Arial"/>
-        <w:b/>
-        <w:bCs/>
-        <w:color w:val="1F3864"/>
-        <w:sz w:val="18"/>
-        <w:szCs w:val="18"/>
-      </w:rPr>
-      <w:t xml:space="preserve">Bài 5 – Quản lý hồ sơ bệnh án – Thực hành Phân tích thiết kế hướng đối tượng        Trang </w:t>
-    </w:r>
-    <w:r>
-      <w:rPr>
-        <w:rFonts w:ascii="Arial" w:eastAsia="Arial" w:hAnsi="Arial" w:cs="Arial"/>
-        <w:b/>
-        <w:bCs/>
-        <w:color w:val="1F3864"/>
-        <w:sz w:val="18"/>
-        <w:szCs w:val="18"/>
-      </w:rPr>
-      <w:fldChar w:fldCharType="begin"/>
-    </w:r>
-    <w:r>
-      <w:rPr>
-        <w:rFonts w:ascii="Arial" w:eastAsia="Arial" w:hAnsi="Arial" w:cs="Arial"/>
-        <w:b/>
-        <w:bCs/>
-        <w:color w:val="1F3864"/>
-        <w:sz w:val="18"/>
-        <w:szCs w:val="18"/>
-      </w:rPr>
-      <w:instrText>PAGE</w:instrText>
-    </w:r>
-    <w:r>
-      <w:rPr>
-        <w:rFonts w:ascii="Arial" w:eastAsia="Arial" w:hAnsi="Arial" w:cs="Arial"/>
-        <w:b/>
-        <w:bCs/>
-        <w:color w:val="1F3864"/>
-        <w:sz w:val="18"/>
-        <w:szCs w:val="18"/>
-      </w:rPr>
-      <w:fldChar w:fldCharType="separate"/>
-    </w:r>
-    <w:r>
-      <w:rPr>
-        <w:rFonts w:ascii="Arial" w:eastAsia="Arial" w:hAnsi="Arial" w:cs="Arial"/>
-        <w:b/>
-        <w:bCs/>
-        <w:noProof/>
-        <w:color w:val="1F3864"/>
-        <w:sz w:val="18"/>
-        <w:szCs w:val="18"/>
-      </w:rPr>
-      <w:t>18</w:t>
-    </w:r>
-    <w:r>
-      <w:rPr>
-        <w:rFonts w:ascii="Arial" w:eastAsia="Arial" w:hAnsi="Arial" w:cs="Arial"/>
-        <w:b/>
-        <w:bCs/>
-        <w:color w:val="1F3864"/>
-        <w:sz w:val="18"/>
-        <w:szCs w:val="18"/>
-      </w:rPr>
-      <w:fldChar w:fldCharType="end"/>
-    </w:r>
-  </w:p>
-</w:ftr>
-</file>
-
-<file path=word/footer8.xml><?xml version="1.0" encoding="utf-8"?>
-<w:ftr xmlns:wpc="http://schemas.microsoft.com/office/word/2010/wordprocessingCanvas" xmlns:cx="http://schemas.microsoft.com/office/drawing/2014/chartex" xmlns:cx1="http://schemas.microsoft.com/office/drawing/2015/9/8/chartex" xmlns:cx2="http://schemas.microsoft.com/office/drawing/2015/10/21/chartex" xmlns:cx3="http://schemas.microsoft.com/office/drawing/2016/5/9/chartex" xmlns:cx4="http://schemas.microsoft.com/office/drawing/2016/5/10/chartex" xmlns:cx5="http://schemas.microsoft.com/office/drawing/2016/5/11/chartex" xmlns:cx6="http://schemas.microsoft.com/office/drawing/2016/5/12/chartex" xmlns:cx7="http://schemas.microsoft.com/office/drawing/2016/5/13/chartex" xmlns:cx8="http://schemas.microsoft.com/office/drawing/2016/5/14/chartex" xmlns:mc="http://schemas.openxmlformats.org/markup-compatibility/2006" xmlns:aink="http://schemas.microsoft.com/office/drawing/2016/ink" xmlns:am3d="http://schemas.microsoft.com/office/drawing/2017/model3d" xmlns:o="urn:schemas-microsoft-com:office:office" xmlns:oel="http://schemas.microsoft.com/office/2019/extlst" xmlns:r="http://schemas.openxmlformats.org/officeDocument/2006/relationships" xmlns:m="http://schemas.openxmlformats.org/officeDocument/2006/math" xmlns:v="urn:schemas-microsoft-com:vml" xmlns:wp14="http://schemas.microsoft.com/office/word/2010/wordprocessingDrawing" xmlns:wp="http://schemas.openxmlformats.org/drawingml/2006/wordprocessingDrawing" xmlns:w10="urn:schemas-microsoft-com:office:word" xmlns:w="http://schemas.openxmlformats.org/wordprocessingml/2006/main" xmlns:w14="http://schemas.microsoft.com/office/word/2010/wordml" xmlns:w15="http://schemas.microsoft.com/office/word/2012/wordml" xmlns:w16cex="http://schemas.microsoft.com/office/word/2018/wordml/cex" xmlns:w16cid="http://schemas.microsoft.com/office/word/2016/wordml/cid" xmlns:w16="http://schemas.microsoft.com/office/word/2018/wordml" xmlns:w16du="http://schemas.microsoft.com/office/word/2023/wordml/word16du" xmlns:w16sdtdh="http://schemas.microsoft.com/office/word/2020/wordml/sdtdatahash" xmlns:w16sdtfl="http://schemas.microsoft.com/office/word/2024/wordml/sdtformatlock" xmlns:w16se="http://schemas.microsoft.com/office/word/2015/wordml/symex" xmlns:wpg="http://schemas.microsoft.com/office/word/2010/wordprocessingGroup" xmlns:wpi="http://schemas.microsoft.com/office/word/2010/wordprocessingInk" xmlns:wne="http://schemas.microsoft.com/office/word/2006/wordml" xmlns:wps="http://schemas.microsoft.com/office/word/2010/wordprocessingShape" mc:Ignorable="w14 w15 w16se w16cid w16 w16cex w16sdtdh w16sdtfl w16du wp14">
-  <w:p>
-    <w:pPr>
-      <w:pBdr>
-        <w:top w:val="single" w:sz="6" w:space="4" w:color="7F7F7F"/>
-      </w:pBdr>
-      <w:jc w:val="center"/>
-    </w:pPr>
-    <w:r>
-      <w:rPr>
-        <w:rFonts w:ascii="Arial" w:eastAsia="Arial" w:hAnsi="Arial" w:cs="Arial"/>
-        <w:b/>
-        <w:bCs/>
-        <w:color w:val="1F3864"/>
-        <w:sz w:val="18"/>
-        <w:szCs w:val="18"/>
-      </w:rPr>
-      <w:t xml:space="preserve">Bài 5 – Quản lý hồ sơ bệnh án – Thực hành Phân tích thiết kế hướng đối tượng        Trang </w:t>
-    </w:r>
-    <w:r>
-      <w:rPr>
-        <w:rFonts w:ascii="Arial" w:eastAsia="Arial" w:hAnsi="Arial" w:cs="Arial"/>
-        <w:b/>
-        <w:bCs/>
-        <w:color w:val="1F3864"/>
-        <w:sz w:val="18"/>
-        <w:szCs w:val="18"/>
-      </w:rPr>
-      <w:fldChar w:fldCharType="begin"/>
-    </w:r>
-    <w:r>
-      <w:rPr>
-        <w:rFonts w:ascii="Arial" w:eastAsia="Arial" w:hAnsi="Arial" w:cs="Arial"/>
-        <w:b/>
-        <w:bCs/>
-        <w:color w:val="1F3864"/>
-        <w:sz w:val="18"/>
-        <w:szCs w:val="18"/>
-      </w:rPr>
-      <w:instrText>PAGE</w:instrText>
-    </w:r>
-    <w:r>
-      <w:rPr>
-        <w:rFonts w:ascii="Arial" w:eastAsia="Arial" w:hAnsi="Arial" w:cs="Arial"/>
-        <w:b/>
-        <w:bCs/>
-        <w:color w:val="1F3864"/>
-        <w:sz w:val="18"/>
-        <w:szCs w:val="18"/>
-      </w:rPr>
-      <w:fldChar w:fldCharType="separate"/>
-    </w:r>
-    <w:r>
-      <w:rPr>
-        <w:rFonts w:ascii="Arial" w:eastAsia="Arial" w:hAnsi="Arial" w:cs="Arial"/>
-        <w:b/>
-        <w:bCs/>
-        <w:noProof/>
-        <w:color w:val="1F3864"/>
-        <w:sz w:val="18"/>
-        <w:szCs w:val="18"/>
-      </w:rPr>
-      <w:t>24</w:t>
-    </w:r>
-    <w:r>
-      <w:rPr>
-        <w:rFonts w:ascii="Arial" w:eastAsia="Arial" w:hAnsi="Arial" w:cs="Arial"/>
-        <w:b/>
-        <w:bCs/>
-        <w:color w:val="1F3864"/>
-        <w:sz w:val="18"/>
-        <w:szCs w:val="18"/>
-      </w:rPr>
-      <w:fldChar w:fldCharType="end"/>
-    </w:r>
-  </w:p>
-</w:ftr>
-</file>
-
 <file path=word/footer9.xml><?xml version="1.0" encoding="utf-8"?>
 <w:ftr xmlns:wpc="http://schemas.microsoft.com/office/word/2010/wordprocessingCanvas" xmlns:cx="http://schemas.microsoft.com/office/drawing/2014/chartex" xmlns:cx1="http://schemas.microsoft.com/office/drawing/2015/9/8/chartex" xmlns:cx2="http://schemas.microsoft.com/office/drawing/2015/10/21/chartex" xmlns:cx3="http://schemas.microsoft.com/office/drawing/2016/5/9/chartex" xmlns:cx4="http://schemas.microsoft.com/office/drawing/2016/5/10/chartex" xmlns:cx5="http://schemas.microsoft.com/office/drawing/2016/5/11/chartex" xmlns:cx6="http://schemas.microsoft.com/office/drawing/2016/5/12/chartex" xmlns:cx7="http://schemas.microsoft.com/office/drawing/2016/5/13/chartex" xmlns:cx8="http://schemas.microsoft.com/office/drawing/2016/5/14/chartex" xmlns:mc="http://schemas.openxmlformats.org/markup-compatibility/2006" xmlns:aink="http://schemas.microsoft.com/office/drawing/2016/ink" xmlns:am3d="http://schemas.microsoft.com/office/drawing/2017/model3d" xmlns:o="urn:schemas-microsoft-com:office:office" xmlns:oel="http://schemas.microsoft.com/office/2019/extlst" xmlns:r="http://schemas.openxmlformats.org/officeDocument/2006/relationships" xmlns:m="http://schemas.openxmlformats.org/officeDocument/2006/math" xmlns:v="urn:schemas-microsoft-com:vml" xmlns:wp14="http://schemas.microsoft.com/office/word/2010/wordprocessingDrawing" xmlns:wp="http://schemas.openxmlformats.org/drawingml/2006/wordprocessingDrawing" xmlns:w10="urn:schemas-microsoft-com:office:word" xmlns:w="http://schemas.openxmlformats.org/wordprocessingml/2006/main" xmlns:w14="http://schemas.microsoft.com/office/word/2010/wordml" xmlns:w15="http://schemas.microsoft.com/office/word/2012/wordml" xmlns:w16cex="http://schemas.microsoft.com/office/word/2018/wordml/cex" xmlns:w16cid="http://schemas.microsoft.com/office/word/2016/wordml/cid" xmlns:w16="http://schemas.microsoft.com/office/word/2018/wordml" xmlns:w16du="http://schemas.microsoft.com/office/word/2023/wordml/word16du" xmlns:w16sdtdh="http://schemas.microsoft.com/office/word/2020/wordml/sdtdatahash" xmlns:w16sdtfl="http://schemas.microsoft.com/office/word/2024/wordml/sdtformatlock" xmlns:w16se="http://schemas.microsoft.com/office/word/2015/wordml/symex" xmlns:wpg="http://schemas.microsoft.com/office/word/2010/wordprocessingGroup" xmlns:wpi="http://schemas.microsoft.com/office/word/2010/wordprocessingInk" xmlns:wne="http://schemas.microsoft.com/office/word/2006/wordml" xmlns:wps="http://schemas.microsoft.com/office/word/2010/wordprocessingShape" mc:Ignorable="w14 w15 w16se w16cid w16 w16cex w16sdtdh w16sdtfl w16du wp14">
   <w:p>
     <w:pPr>
-      <w:pBdr>
-        <w:top w:val="single" w:sz="6" w:space="4" w:color="7F7F7F"/>
-      </w:pBdr>
-      <w:jc w:val="center"/>
+      <w:pStyle w:val="Footer"/>
     </w:pPr>
-    <w:r>
-      <w:rPr>
-        <w:rFonts w:ascii="Arial" w:eastAsia="Arial" w:hAnsi="Arial" w:cs="Arial"/>
-        <w:b/>
-        <w:bCs/>
-        <w:color w:val="1F3864"/>
-        <w:sz w:val="18"/>
-        <w:szCs w:val="18"/>
-      </w:rPr>
-      <w:t xml:space="preserve">Bài 5 – Quản lý hồ sơ bệnh án – Thực hành Phân tích thiết kế hướng đối tượng        Trang </w:t>
-    </w:r>
-    <w:r>
-      <w:rPr>
-        <w:rFonts w:ascii="Arial" w:eastAsia="Arial" w:hAnsi="Arial" w:cs="Arial"/>
-        <w:b/>
-        <w:bCs/>
-        <w:color w:val="1F3864"/>
-        <w:sz w:val="18"/>
-        <w:szCs w:val="18"/>
-      </w:rPr>
-      <w:fldChar w:fldCharType="begin"/>
-    </w:r>
-    <w:r>
-      <w:rPr>
-        <w:rFonts w:ascii="Arial" w:eastAsia="Arial" w:hAnsi="Arial" w:cs="Arial"/>
-        <w:b/>
-        <w:bCs/>
-        <w:color w:val="1F3864"/>
-        <w:sz w:val="18"/>
-        <w:szCs w:val="18"/>
-      </w:rPr>
-      <w:instrText>PAGE</w:instrText>
-    </w:r>
-    <w:r>
-      <w:rPr>
-        <w:rFonts w:ascii="Arial" w:eastAsia="Arial" w:hAnsi="Arial" w:cs="Arial"/>
-        <w:b/>
-        <w:bCs/>
-        <w:color w:val="1F3864"/>
-        <w:sz w:val="18"/>
-        <w:szCs w:val="18"/>
-      </w:rPr>
-      <w:fldChar w:fldCharType="separate"/>
-    </w:r>
-    <w:r>
-      <w:rPr>
-        <w:rFonts w:ascii="Arial" w:eastAsia="Arial" w:hAnsi="Arial" w:cs="Arial"/>
-        <w:b/>
-        <w:bCs/>
-        <w:noProof/>
-        <w:color w:val="1F3864"/>
-        <w:sz w:val="18"/>
-        <w:szCs w:val="18"/>
-      </w:rPr>
-      <w:t>25</w:t>
-    </w:r>
-    <w:r>
-      <w:rPr>
-        <w:rFonts w:ascii="Arial" w:eastAsia="Arial" w:hAnsi="Arial" w:cs="Arial"/>
-        <w:b/>
-        <w:bCs/>
-        <w:color w:val="1F3864"/>
-        <w:sz w:val="18"/>
-        <w:szCs w:val="18"/>
-      </w:rPr>
-      <w:fldChar w:fldCharType="end"/>
-    </w:r>
   </w:p>
 </w:ftr>
 </file>
@@ -17697,6 +16899,48 @@
       <w:szCs w:val="20"/>
     </w:rPr>
   </w:style>
+  <w:style w:type="paragraph" w:styleId="Header">
+    <w:name w:val="header"/>
+    <w:basedOn w:val="Normal"/>
+    <w:link w:val="HeaderChar"/>
+    <w:uiPriority w:val="99"/>
+    <w:unhideWhenUsed/>
+    <w:rsid w:val="00052CCF"/>
+    <w:pPr>
+      <w:tabs>
+        <w:tab w:val="center" w:pos="4680"/>
+        <w:tab w:val="right" w:pos="9360"/>
+      </w:tabs>
+    </w:pPr>
+  </w:style>
+  <w:style w:type="character" w:customStyle="1" w:styleId="HeaderChar">
+    <w:name w:val="Header Char"/>
+    <w:basedOn w:val="DefaultParagraphFont"/>
+    <w:link w:val="Header"/>
+    <w:uiPriority w:val="99"/>
+    <w:rsid w:val="00052CCF"/>
+  </w:style>
+  <w:style w:type="paragraph" w:styleId="Footer">
+    <w:name w:val="footer"/>
+    <w:basedOn w:val="Normal"/>
+    <w:link w:val="FooterChar"/>
+    <w:uiPriority w:val="99"/>
+    <w:unhideWhenUsed/>
+    <w:rsid w:val="00052CCF"/>
+    <w:pPr>
+      <w:tabs>
+        <w:tab w:val="center" w:pos="4680"/>
+        <w:tab w:val="right" w:pos="9360"/>
+      </w:tabs>
+    </w:pPr>
+  </w:style>
+  <w:style w:type="character" w:customStyle="1" w:styleId="FooterChar">
+    <w:name w:val="Footer Char"/>
+    <w:basedOn w:val="DefaultParagraphFont"/>
+    <w:link w:val="Footer"/>
+    <w:uiPriority w:val="99"/>
+    <w:rsid w:val="00052CCF"/>
+  </w:style>
 </w:styles>
 </file>
 
